--- a/output/tbl-chegadas-concorrentes.docx
+++ b/output/tbl-chegadas-concorrentes.docx
@@ -448,7 +448,7 @@
                 <w:sz w:val="20"/>
                 <w:color w:val="000000"/>
               </w:rPr>
-              <w:t xml:space="default">52.677,0</w:t>
+              <w:t xml:space="default">52.677</w:t>
             </w:r>
           </w:p>
         </w:tc>
@@ -474,7 +474,7 @@
                 <w:sz w:val="20"/>
                 <w:color w:val="000000"/>
               </w:rPr>
-              <w:t xml:space="default">56.176,9</w:t>
+              <w:t xml:space="default">56.177</w:t>
             </w:r>
           </w:p>
         </w:tc>
@@ -500,7 +500,7 @@
                 <w:sz w:val="20"/>
                 <w:color w:val="000000"/>
               </w:rPr>
-              <w:t xml:space="default">57.464,5</w:t>
+              <w:t xml:space="default">57.464</w:t>
             </w:r>
           </w:p>
         </w:tc>
@@ -526,7 +526,7 @@
                 <w:sz w:val="20"/>
                 <w:color w:val="000000"/>
               </w:rPr>
-              <w:t xml:space="default">60.675,5</w:t>
+              <w:t xml:space="default">60.675</w:t>
             </w:r>
           </w:p>
         </w:tc>
@@ -552,7 +552,7 @@
                 <w:sz w:val="20"/>
                 <w:color w:val="000000"/>
               </w:rPr>
-              <w:t xml:space="default">64.938,9</w:t>
+              <w:t xml:space="default">64.939</w:t>
             </w:r>
           </w:p>
         </w:tc>
@@ -578,7 +578,7 @@
                 <w:sz w:val="20"/>
                 <w:color w:val="000000"/>
               </w:rPr>
-              <w:t xml:space="default">68.174,7</w:t>
+              <w:t xml:space="default">68.175</w:t>
             </w:r>
           </w:p>
         </w:tc>
@@ -604,7 +604,7 @@
                 <w:sz w:val="20"/>
                 <w:color w:val="FFFFFF"/>
               </w:rPr>
-              <w:t xml:space="default">75.315,0</w:t>
+              <w:t xml:space="default">75.315</w:t>
             </w:r>
           </w:p>
         </w:tc>
@@ -630,7 +630,7 @@
                 <w:sz w:val="20"/>
                 <w:color w:val="FFFFFF"/>
               </w:rPr>
-              <w:t xml:space="default">81.868,5</w:t>
+              <w:t xml:space="default">81.869</w:t>
             </w:r>
           </w:p>
         </w:tc>
@@ -656,7 +656,7 @@
                 <w:sz w:val="20"/>
                 <w:color w:val="FFFFFF"/>
               </w:rPr>
-              <w:t xml:space="default">82.808,4</w:t>
+              <w:t xml:space="default">82.808</w:t>
             </w:r>
           </w:p>
         </w:tc>
@@ -682,79 +682,79 @@
                 <w:sz w:val="20"/>
                 <w:color w:val="FFFFFF"/>
               </w:rPr>
-              <w:t xml:space="default">83.509,2</w:t>
-            </w:r>
-          </w:p>
-        </w:tc>
-        <w:tc>
-          <w:tcPr>
-            <w:tcBorders>
-              <w:top w:val="single" w:space="0" w:color="D3D3D3"/>
-              <w:bottom w:val="single" w:space="0" w:color="D3D3D3"/>
-              <w:start w:val="single" w:space="0" w:color="D3D3D3"/>
-              <w:end w:val="single" w:space="0" w:color="D3D3D3"/>
-            </w:tcBorders>
-          </w:tcPr>
-          <w:p>
-            <w:pPr>
-              <w:spacing w:before="0" w:after="60"/>
-              <w:keepNext/>
-              <w:jc w:val="end"/>
-            </w:pPr>
-            <w:r>
-              <w:rPr>
-                <w:rFonts w:ascii="Calibri" w:hAnsi="Calibri"/>
-                <w:sz w:val="20"/>
-              </w:rPr>
-              <w:t xml:space="default">18.933,1</w:t>
-            </w:r>
-          </w:p>
-        </w:tc>
-        <w:tc>
-          <w:tcPr>
-            <w:tcBorders>
-              <w:top w:val="single" w:space="0" w:color="D3D3D3"/>
-              <w:bottom w:val="single" w:space="0" w:color="D3D3D3"/>
-              <w:start w:val="single" w:space="0" w:color="D3D3D3"/>
-              <w:end w:val="single" w:space="0" w:color="D3D3D3"/>
-            </w:tcBorders>
-          </w:tcPr>
-          <w:p>
-            <w:pPr>
-              <w:spacing w:before="0" w:after="60"/>
-              <w:keepNext/>
-              <w:jc w:val="end"/>
-            </w:pPr>
-            <w:r>
-              <w:rPr>
-                <w:rFonts w:ascii="Calibri" w:hAnsi="Calibri"/>
-                <w:sz w:val="20"/>
-              </w:rPr>
-              <w:t xml:space="default">31.180,8</w:t>
-            </w:r>
-          </w:p>
-        </w:tc>
-        <w:tc>
-          <w:tcPr>
-            <w:tcBorders>
-              <w:top w:val="single" w:space="0" w:color="D3D3D3"/>
-              <w:bottom w:val="single" w:space="0" w:color="D3D3D3"/>
-              <w:start w:val="single" w:space="0" w:color="D3D3D3"/>
-              <w:end w:val="single" w:space="0" w:color="D3D3D3"/>
-            </w:tcBorders>
-          </w:tcPr>
-          <w:p>
-            <w:pPr>
-              <w:spacing w:before="0" w:after="60"/>
-              <w:keepNext/>
-              <w:jc w:val="end"/>
-            </w:pPr>
-            <w:r>
-              <w:rPr>
-                <w:rFonts w:ascii="Calibri" w:hAnsi="Calibri"/>
-                <w:sz w:val="20"/>
-              </w:rPr>
-              <w:t xml:space="default">71.659,3</w:t>
+              <w:t xml:space="default">83.509</w:t>
+            </w:r>
+          </w:p>
+        </w:tc>
+        <w:tc>
+          <w:tcPr>
+            <w:tcBorders>
+              <w:top w:val="single" w:space="0" w:color="D3D3D3"/>
+              <w:bottom w:val="single" w:space="0" w:color="D3D3D3"/>
+              <w:start w:val="single" w:space="0" w:color="D3D3D3"/>
+              <w:end w:val="single" w:space="0" w:color="D3D3D3"/>
+            </w:tcBorders>
+          </w:tcPr>
+          <w:p>
+            <w:pPr>
+              <w:spacing w:before="0" w:after="60"/>
+              <w:keepNext/>
+              <w:jc w:val="end"/>
+            </w:pPr>
+            <w:r>
+              <w:rPr>
+                <w:rFonts w:ascii="Calibri" w:hAnsi="Calibri"/>
+                <w:sz w:val="20"/>
+              </w:rPr>
+              <w:t xml:space="default">18.933</w:t>
+            </w:r>
+          </w:p>
+        </w:tc>
+        <w:tc>
+          <w:tcPr>
+            <w:tcBorders>
+              <w:top w:val="single" w:space="0" w:color="D3D3D3"/>
+              <w:bottom w:val="single" w:space="0" w:color="D3D3D3"/>
+              <w:start w:val="single" w:space="0" w:color="D3D3D3"/>
+              <w:end w:val="single" w:space="0" w:color="D3D3D3"/>
+            </w:tcBorders>
+          </w:tcPr>
+          <w:p>
+            <w:pPr>
+              <w:spacing w:before="0" w:after="60"/>
+              <w:keepNext/>
+              <w:jc w:val="end"/>
+            </w:pPr>
+            <w:r>
+              <w:rPr>
+                <w:rFonts w:ascii="Calibri" w:hAnsi="Calibri"/>
+                <w:sz w:val="20"/>
+              </w:rPr>
+              <w:t xml:space="default">31.181</w:t>
+            </w:r>
+          </w:p>
+        </w:tc>
+        <w:tc>
+          <w:tcPr>
+            <w:tcBorders>
+              <w:top w:val="single" w:space="0" w:color="D3D3D3"/>
+              <w:bottom w:val="single" w:space="0" w:color="D3D3D3"/>
+              <w:start w:val="single" w:space="0" w:color="D3D3D3"/>
+              <w:end w:val="single" w:space="0" w:color="D3D3D3"/>
+            </w:tcBorders>
+          </w:tcPr>
+          <w:p>
+            <w:pPr>
+              <w:spacing w:before="0" w:after="60"/>
+              <w:keepNext/>
+              <w:jc w:val="end"/>
+            </w:pPr>
+            <w:r>
+              <w:rPr>
+                <w:rFonts w:ascii="Calibri" w:hAnsi="Calibri"/>
+                <w:sz w:val="20"/>
+              </w:rPr>
+              <w:t xml:space="default">71.659</w:t>
             </w:r>
           </w:p>
         </w:tc>
@@ -780,7 +780,7 @@
                 <w:sz w:val="20"/>
                 <w:color w:val="FFFFFF"/>
               </w:rPr>
-              <w:t xml:space="default">85.169,0</w:t>
+              <w:t xml:space="default">85.169</w:t>
             </w:r>
           </w:p>
         </w:tc>
@@ -806,7 +806,7 @@
                 <w:sz w:val="20"/>
                 <w:color w:val="FFFFFF"/>
               </w:rPr>
-              <w:t xml:space="default">93.800,0</w:t>
+              <w:t xml:space="default">93.800</w:t>
             </w:r>
           </w:p>
         </w:tc>
@@ -831,7 +831,7 @@
                 <w:sz w:val="20"/>
                 <w:b w:val="true"/>
               </w:rPr>
-              <w:t xml:space="default">65.623,4</w:t>
+              <w:t xml:space="default">65.623</w:t>
             </w:r>
           </w:p>
         </w:tc>
@@ -886,7 +886,7 @@
                 <w:sz w:val="20"/>
                 <w:color w:val="000000"/>
               </w:rPr>
-              <w:t xml:space="default">23.289,7</w:t>
+              <w:t xml:space="default">23.290</w:t>
             </w:r>
           </w:p>
         </w:tc>
@@ -912,7 +912,7 @@
                 <w:sz w:val="20"/>
                 <w:color w:val="000000"/>
               </w:rPr>
-              <w:t xml:space="default">23.403,3</w:t>
+              <w:t xml:space="default">23.403</w:t>
             </w:r>
           </w:p>
         </w:tc>
@@ -938,7 +938,7 @@
                 <w:sz w:val="20"/>
                 <w:color w:val="000000"/>
               </w:rPr>
-              <w:t xml:space="default">23.402,5</w:t>
+              <w:t xml:space="default">23.403</w:t>
             </w:r>
           </w:p>
         </w:tc>
@@ -964,7 +964,7 @@
                 <w:sz w:val="20"/>
                 <w:color w:val="000000"/>
               </w:rPr>
-              <w:t xml:space="default">24.150,5</w:t>
+              <w:t xml:space="default">24.151</w:t>
             </w:r>
           </w:p>
         </w:tc>
@@ -990,7 +990,7 @@
                 <w:sz w:val="20"/>
                 <w:color w:val="000000"/>
               </w:rPr>
-              <w:t xml:space="default">29.345,6</w:t>
+              <w:t xml:space="default">29.346</w:t>
             </w:r>
           </w:p>
         </w:tc>
@@ -1016,7 +1016,7 @@
                 <w:sz w:val="20"/>
                 <w:color w:val="000000"/>
               </w:rPr>
-              <w:t xml:space="default">32.093,3</w:t>
+              <w:t xml:space="default">32.093</w:t>
             </w:r>
           </w:p>
         </w:tc>
@@ -1042,7 +1042,7 @@
                 <w:sz w:val="20"/>
                 <w:color w:val="FFFFFF"/>
               </w:rPr>
-              <w:t xml:space="default">35.079,4</w:t>
+              <w:t xml:space="default">35.079</w:t>
             </w:r>
           </w:p>
         </w:tc>
@@ -1068,7 +1068,7 @@
                 <w:sz w:val="20"/>
                 <w:color w:val="FFFFFF"/>
               </w:rPr>
-              <w:t xml:space="default">39.290,9</w:t>
+              <w:t xml:space="default">39.291</w:t>
             </w:r>
           </w:p>
         </w:tc>
@@ -1094,7 +1094,7 @@
                 <w:sz w:val="20"/>
                 <w:color w:val="FFFFFF"/>
               </w:rPr>
-              <w:t xml:space="default">41.312,7</w:t>
+              <w:t xml:space="default">41.313</w:t>
             </w:r>
           </w:p>
         </w:tc>
@@ -1120,79 +1120,79 @@
                 <w:sz w:val="20"/>
                 <w:color w:val="FFFFFF"/>
               </w:rPr>
-              <w:t xml:space="default">45.024,5</w:t>
-            </w:r>
-          </w:p>
-        </w:tc>
-        <w:tc>
-          <w:tcPr>
-            <w:tcBorders>
-              <w:top w:val="single" w:space="0" w:color="D3D3D3"/>
-              <w:bottom w:val="single" w:space="0" w:color="D3D3D3"/>
-              <w:start w:val="single" w:space="0" w:color="D3D3D3"/>
-              <w:end w:val="single" w:space="0" w:color="D3D3D3"/>
-            </w:tcBorders>
-          </w:tcPr>
-          <w:p>
-            <w:pPr>
-              <w:spacing w:before="0" w:after="60"/>
-              <w:keepNext/>
-              <w:jc w:val="end"/>
-            </w:pPr>
-            <w:r>
-              <w:rPr>
-                <w:rFonts w:ascii="Calibri" w:hAnsi="Calibri"/>
-                <w:sz w:val="20"/>
-              </w:rPr>
-              <w:t xml:space="default">24.283,5</w:t>
-            </w:r>
-          </w:p>
-        </w:tc>
-        <w:tc>
-          <w:tcPr>
-            <w:tcBorders>
-              <w:top w:val="single" w:space="0" w:color="D3D3D3"/>
-              <w:bottom w:val="single" w:space="0" w:color="D3D3D3"/>
-              <w:start w:val="single" w:space="0" w:color="D3D3D3"/>
-              <w:end w:val="single" w:space="0" w:color="D3D3D3"/>
-            </w:tcBorders>
-          </w:tcPr>
-          <w:p>
-            <w:pPr>
-              <w:spacing w:before="0" w:after="60"/>
-              <w:keepNext/>
-              <w:jc w:val="end"/>
-            </w:pPr>
-            <w:r>
-              <w:rPr>
-                <w:rFonts w:ascii="Calibri" w:hAnsi="Calibri"/>
-                <w:sz w:val="20"/>
-              </w:rPr>
-              <w:t xml:space="default">31.860,4</w:t>
-            </w:r>
-          </w:p>
-        </w:tc>
-        <w:tc>
-          <w:tcPr>
-            <w:tcBorders>
-              <w:top w:val="single" w:space="0" w:color="D3D3D3"/>
-              <w:bottom w:val="single" w:space="0" w:color="D3D3D3"/>
-              <w:start w:val="single" w:space="0" w:color="D3D3D3"/>
-              <w:end w:val="single" w:space="0" w:color="D3D3D3"/>
-            </w:tcBorders>
-          </w:tcPr>
-          <w:p>
-            <w:pPr>
-              <w:spacing w:before="0" w:after="60"/>
-              <w:keepNext/>
-              <w:jc w:val="end"/>
-            </w:pPr>
-            <w:r>
-              <w:rPr>
-                <w:rFonts w:ascii="Calibri" w:hAnsi="Calibri"/>
-                <w:sz w:val="20"/>
-              </w:rPr>
-              <w:t xml:space="default">38.325,6</w:t>
+              <w:t xml:space="default">45.024</w:t>
+            </w:r>
+          </w:p>
+        </w:tc>
+        <w:tc>
+          <w:tcPr>
+            <w:tcBorders>
+              <w:top w:val="single" w:space="0" w:color="D3D3D3"/>
+              <w:bottom w:val="single" w:space="0" w:color="D3D3D3"/>
+              <w:start w:val="single" w:space="0" w:color="D3D3D3"/>
+              <w:end w:val="single" w:space="0" w:color="D3D3D3"/>
+            </w:tcBorders>
+          </w:tcPr>
+          <w:p>
+            <w:pPr>
+              <w:spacing w:before="0" w:after="60"/>
+              <w:keepNext/>
+              <w:jc w:val="end"/>
+            </w:pPr>
+            <w:r>
+              <w:rPr>
+                <w:rFonts w:ascii="Calibri" w:hAnsi="Calibri"/>
+                <w:sz w:val="20"/>
+              </w:rPr>
+              <w:t xml:space="default">24.284</w:t>
+            </w:r>
+          </w:p>
+        </w:tc>
+        <w:tc>
+          <w:tcPr>
+            <w:tcBorders>
+              <w:top w:val="single" w:space="0" w:color="D3D3D3"/>
+              <w:bottom w:val="single" w:space="0" w:color="D3D3D3"/>
+              <w:start w:val="single" w:space="0" w:color="D3D3D3"/>
+              <w:end w:val="single" w:space="0" w:color="D3D3D3"/>
+            </w:tcBorders>
+          </w:tcPr>
+          <w:p>
+            <w:pPr>
+              <w:spacing w:before="0" w:after="60"/>
+              <w:keepNext/>
+              <w:jc w:val="end"/>
+            </w:pPr>
+            <w:r>
+              <w:rPr>
+                <w:rFonts w:ascii="Calibri" w:hAnsi="Calibri"/>
+                <w:sz w:val="20"/>
+              </w:rPr>
+              <w:t xml:space="default">31.860</w:t>
+            </w:r>
+          </w:p>
+        </w:tc>
+        <w:tc>
+          <w:tcPr>
+            <w:tcBorders>
+              <w:top w:val="single" w:space="0" w:color="D3D3D3"/>
+              <w:bottom w:val="single" w:space="0" w:color="D3D3D3"/>
+              <w:start w:val="single" w:space="0" w:color="D3D3D3"/>
+              <w:end w:val="single" w:space="0" w:color="D3D3D3"/>
+            </w:tcBorders>
+          </w:tcPr>
+          <w:p>
+            <w:pPr>
+              <w:spacing w:before="0" w:after="60"/>
+              <w:keepNext/>
+              <w:jc w:val="end"/>
+            </w:pPr>
+            <w:r>
+              <w:rPr>
+                <w:rFonts w:ascii="Calibri" w:hAnsi="Calibri"/>
+                <w:sz w:val="20"/>
+              </w:rPr>
+              <w:t xml:space="default">38.326</w:t>
             </w:r>
           </w:p>
         </w:tc>
@@ -1218,7 +1218,7 @@
                 <w:sz w:val="20"/>
                 <w:color w:val="FFFFFF"/>
               </w:rPr>
-              <w:t xml:space="default">41.949,4</w:t>
+              <w:t xml:space="default">41.949</w:t>
             </w:r>
           </w:p>
         </w:tc>
@@ -1244,7 +1244,7 @@
                 <w:sz w:val="20"/>
                 <w:color w:val="FFFFFF"/>
               </w:rPr>
-              <w:t xml:space="default">45.000,0</w:t>
+              <w:t xml:space="default">45.000</w:t>
             </w:r>
           </w:p>
         </w:tc>
@@ -1269,7 +1269,7 @@
                 <w:sz w:val="20"/>
                 <w:b w:val="true"/>
               </w:rPr>
-              <w:t xml:space="default">33.187,4</w:t>
+              <w:t xml:space="default">33.187</w:t>
             </w:r>
           </w:p>
         </w:tc>
@@ -1324,7 +1324,7 @@
                 <w:sz w:val="20"/>
                 <w:color w:val="000000"/>
               </w:rPr>
-              <w:t xml:space="default">6.800,0</w:t>
+              <w:t xml:space="default">6.800</w:t>
             </w:r>
           </w:p>
         </w:tc>
@@ -1350,7 +1350,7 @@
                 <w:sz w:val="20"/>
                 <w:color w:val="000000"/>
               </w:rPr>
-              <w:t xml:space="default">6.703,0</w:t>
+              <w:t xml:space="default">6.703</w:t>
             </w:r>
           </w:p>
         </w:tc>
@@ -1376,7 +1376,7 @@
                 <w:sz w:val="20"/>
                 <w:color w:val="000000"/>
               </w:rPr>
-              <w:t xml:space="default">6.497,0</w:t>
+              <w:t xml:space="default">6.497</w:t>
             </w:r>
           </w:p>
         </w:tc>
@@ -1402,7 +1402,7 @@
                 <w:sz w:val="20"/>
                 <w:color w:val="000000"/>
               </w:rPr>
-              <w:t xml:space="default">6.510,4</w:t>
+              <w:t xml:space="default">6.510</w:t>
             </w:r>
           </w:p>
         </w:tc>
@@ -1428,7 +1428,7 @@
                 <w:sz w:val="20"/>
                 <w:color w:val="FFFFFF"/>
               </w:rPr>
-              <w:t xml:space="default">7.165,4</w:t>
+              <w:t xml:space="default">7.165</w:t>
             </w:r>
           </w:p>
         </w:tc>
@@ -1454,7 +1454,7 @@
                 <w:sz w:val="20"/>
                 <w:color w:val="000000"/>
               </w:rPr>
-              <w:t xml:space="default">6.815,8</w:t>
+              <w:t xml:space="default">6.816</w:t>
             </w:r>
           </w:p>
         </w:tc>
@@ -1480,7 +1480,7 @@
                 <w:sz w:val="20"/>
                 <w:color w:val="000000"/>
               </w:rPr>
-              <w:t xml:space="default">6.668,3</w:t>
+              <w:t xml:space="default">6.668</w:t>
             </w:r>
           </w:p>
         </w:tc>
@@ -1506,7 +1506,7 @@
                 <w:sz w:val="20"/>
                 <w:color w:val="000000"/>
               </w:rPr>
-              <w:t xml:space="default">6.711,3</w:t>
+              <w:t xml:space="default">6.711</w:t>
             </w:r>
           </w:p>
         </w:tc>
@@ -1532,7 +1532,7 @@
                 <w:sz w:val="20"/>
                 <w:color w:val="000000"/>
               </w:rPr>
-              <w:t xml:space="default">6.941,8</w:t>
+              <w:t xml:space="default">6.942</w:t>
             </w:r>
           </w:p>
         </w:tc>
@@ -1558,79 +1558,79 @@
                 <w:sz w:val="20"/>
                 <w:color w:val="FFFFFF"/>
               </w:rPr>
-              <w:t xml:space="default">7.399,0</w:t>
-            </w:r>
-          </w:p>
-        </w:tc>
-        <w:tc>
-          <w:tcPr>
-            <w:tcBorders>
-              <w:top w:val="single" w:space="0" w:color="D3D3D3"/>
-              <w:bottom w:val="single" w:space="0" w:color="D3D3D3"/>
-              <w:start w:val="single" w:space="0" w:color="D3D3D3"/>
-              <w:end w:val="single" w:space="0" w:color="D3D3D3"/>
-            </w:tcBorders>
-          </w:tcPr>
-          <w:p>
-            <w:pPr>
-              <w:spacing w:before="0" w:after="60"/>
-              <w:keepNext/>
-              <w:jc w:val="end"/>
-            </w:pPr>
-            <w:r>
-              <w:rPr>
-                <w:rFonts w:ascii="Calibri" w:hAnsi="Calibri"/>
-                <w:sz w:val="20"/>
-              </w:rPr>
-              <w:t xml:space="default">2.089,5</w:t>
-            </w:r>
-          </w:p>
-        </w:tc>
-        <w:tc>
-          <w:tcPr>
-            <w:tcBorders>
-              <w:top w:val="single" w:space="0" w:color="D3D3D3"/>
-              <w:bottom w:val="single" w:space="0" w:color="D3D3D3"/>
-              <w:start w:val="single" w:space="0" w:color="D3D3D3"/>
-              <w:end w:val="single" w:space="0" w:color="D3D3D3"/>
-            </w:tcBorders>
-          </w:tcPr>
-          <w:p>
-            <w:pPr>
-              <w:spacing w:before="0" w:after="60"/>
-              <w:keepNext/>
-              <w:jc w:val="end"/>
-            </w:pPr>
-            <w:r>
-              <w:rPr>
-                <w:rFonts w:ascii="Calibri" w:hAnsi="Calibri"/>
-                <w:sz w:val="20"/>
-              </w:rPr>
-              <w:t xml:space="default">297,5</w:t>
-            </w:r>
-          </w:p>
-        </w:tc>
-        <w:tc>
-          <w:tcPr>
-            <w:tcBorders>
-              <w:top w:val="single" w:space="0" w:color="D3D3D3"/>
-              <w:bottom w:val="single" w:space="0" w:color="D3D3D3"/>
-              <w:start w:val="single" w:space="0" w:color="D3D3D3"/>
-              <w:end w:val="single" w:space="0" w:color="D3D3D3"/>
-            </w:tcBorders>
-          </w:tcPr>
-          <w:p>
-            <w:pPr>
-              <w:spacing w:before="0" w:after="60"/>
-              <w:keepNext/>
-              <w:jc w:val="end"/>
-            </w:pPr>
-            <w:r>
-              <w:rPr>
-                <w:rFonts w:ascii="Calibri" w:hAnsi="Calibri"/>
-                <w:sz w:val="20"/>
-              </w:rPr>
-              <w:t xml:space="default">3.889,7</w:t>
+              <w:t xml:space="default">7.399</w:t>
+            </w:r>
+          </w:p>
+        </w:tc>
+        <w:tc>
+          <w:tcPr>
+            <w:tcBorders>
+              <w:top w:val="single" w:space="0" w:color="D3D3D3"/>
+              <w:bottom w:val="single" w:space="0" w:color="D3D3D3"/>
+              <w:start w:val="single" w:space="0" w:color="D3D3D3"/>
+              <w:end w:val="single" w:space="0" w:color="D3D3D3"/>
+            </w:tcBorders>
+          </w:tcPr>
+          <w:p>
+            <w:pPr>
+              <w:spacing w:before="0" w:after="60"/>
+              <w:keepNext/>
+              <w:jc w:val="end"/>
+            </w:pPr>
+            <w:r>
+              <w:rPr>
+                <w:rFonts w:ascii="Calibri" w:hAnsi="Calibri"/>
+                <w:sz w:val="20"/>
+              </w:rPr>
+              <w:t xml:space="default">2.090</w:t>
+            </w:r>
+          </w:p>
+        </w:tc>
+        <w:tc>
+          <w:tcPr>
+            <w:tcBorders>
+              <w:top w:val="single" w:space="0" w:color="D3D3D3"/>
+              <w:bottom w:val="single" w:space="0" w:color="D3D3D3"/>
+              <w:start w:val="single" w:space="0" w:color="D3D3D3"/>
+              <w:end w:val="single" w:space="0" w:color="D3D3D3"/>
+            </w:tcBorders>
+          </w:tcPr>
+          <w:p>
+            <w:pPr>
+              <w:spacing w:before="0" w:after="60"/>
+              <w:keepNext/>
+              <w:jc w:val="end"/>
+            </w:pPr>
+            <w:r>
+              <w:rPr>
+                <w:rFonts w:ascii="Calibri" w:hAnsi="Calibri"/>
+                <w:sz w:val="20"/>
+              </w:rPr>
+              <w:t xml:space="default">297</w:t>
+            </w:r>
+          </w:p>
+        </w:tc>
+        <w:tc>
+          <w:tcPr>
+            <w:tcBorders>
+              <w:top w:val="single" w:space="0" w:color="D3D3D3"/>
+              <w:bottom w:val="single" w:space="0" w:color="D3D3D3"/>
+              <w:start w:val="single" w:space="0" w:color="D3D3D3"/>
+              <w:end w:val="single" w:space="0" w:color="D3D3D3"/>
+            </w:tcBorders>
+          </w:tcPr>
+          <w:p>
+            <w:pPr>
+              <w:spacing w:before="0" w:after="60"/>
+              <w:keepNext/>
+              <w:jc w:val="end"/>
+            </w:pPr>
+            <w:r>
+              <w:rPr>
+                <w:rFonts w:ascii="Calibri" w:hAnsi="Calibri"/>
+                <w:sz w:val="20"/>
+              </w:rPr>
+              <w:t xml:space="default">3.890</w:t>
             </w:r>
           </w:p>
         </w:tc>
@@ -1656,7 +1656,7 @@
                 <w:sz w:val="20"/>
                 <w:color w:val="FFFFFF"/>
               </w:rPr>
-              <w:t xml:space="default">7.285,7</w:t>
+              <w:t xml:space="default">7.286</w:t>
             </w:r>
           </w:p>
         </w:tc>
@@ -1682,7 +1682,7 @@
                 <w:sz w:val="20"/>
                 <w:color w:val="000000"/>
               </w:rPr>
-              <w:t xml:space="default">6.600,0</w:t>
+              <w:t xml:space="default">6.600</w:t>
             </w:r>
           </w:p>
         </w:tc>
@@ -1707,7 +1707,7 @@
                 <w:sz w:val="20"/>
                 <w:b w:val="true"/>
               </w:rPr>
-              <w:t xml:space="default">5.891,6</w:t>
+              <w:t xml:space="default">5.892</w:t>
             </w:r>
           </w:p>
         </w:tc>
@@ -1762,7 +1762,7 @@
                 <w:sz w:val="20"/>
                 <w:color w:val="000000"/>
               </w:rPr>
-              <w:t xml:space="default">4.124,5</w:t>
+              <w:t xml:space="default">4.125</w:t>
             </w:r>
           </w:p>
         </w:tc>
@@ -1788,7 +1788,7 @@
                 <w:sz w:val="20"/>
                 <w:color w:val="000000"/>
               </w:rPr>
-              <w:t xml:space="default">4.306,4</w:t>
+              <w:t xml:space="default">4.306</w:t>
             </w:r>
           </w:p>
         </w:tc>
@@ -1814,7 +1814,7 @@
                 <w:sz w:val="20"/>
                 <w:color w:val="000000"/>
               </w:rPr>
-              <w:t xml:space="default">4.562,6</w:t>
+              <w:t xml:space="default">4.563</w:t>
             </w:r>
           </w:p>
         </w:tc>
@@ -1840,7 +1840,7 @@
                 <w:sz w:val="20"/>
                 <w:color w:val="000000"/>
               </w:rPr>
-              <w:t xml:space="default">4.689,8</w:t>
+              <w:t xml:space="default">4.690</w:t>
             </w:r>
           </w:p>
         </w:tc>
@@ -1866,7 +1866,7 @@
                 <w:sz w:val="20"/>
                 <w:color w:val="000000"/>
               </w:rPr>
-              <w:t xml:space="default">5.141,4</w:t>
+              <w:t xml:space="default">5.141</w:t>
             </w:r>
           </w:p>
         </w:tc>
@@ -1892,7 +1892,7 @@
                 <w:sz w:val="20"/>
                 <w:color w:val="000000"/>
               </w:rPr>
-              <w:t xml:space="default">5.599,9</w:t>
+              <w:t xml:space="default">5.600</w:t>
             </w:r>
           </w:p>
         </w:tc>
@@ -1918,7 +1918,7 @@
                 <w:sz w:val="20"/>
                 <w:color w:val="000000"/>
               </w:rPr>
-              <w:t xml:space="default">5.959,3</w:t>
+              <w:t xml:space="default">5.959</w:t>
             </w:r>
           </w:p>
         </w:tc>
@@ -1944,7 +1944,7 @@
                 <w:sz w:val="20"/>
                 <w:color w:val="FFFFFF"/>
               </w:rPr>
-              <w:t xml:space="default">6.187,5</w:t>
+              <w:t xml:space="default">6.188</w:t>
             </w:r>
           </w:p>
         </w:tc>
@@ -1970,7 +1970,7 @@
                 <w:sz w:val="20"/>
                 <w:color w:val="FFFFFF"/>
               </w:rPr>
-              <w:t xml:space="default">6.568,9</w:t>
+              <w:t xml:space="default">6.569</w:t>
             </w:r>
           </w:p>
         </w:tc>
@@ -1996,79 +1996,79 @@
                 <w:sz w:val="20"/>
                 <w:color w:val="FFFFFF"/>
               </w:rPr>
-              <w:t xml:space="default">6.446,0</w:t>
-            </w:r>
-          </w:p>
-        </w:tc>
-        <w:tc>
-          <w:tcPr>
-            <w:tcBorders>
-              <w:top w:val="single" w:space="0" w:color="D3D3D3"/>
-              <w:bottom w:val="single" w:space="0" w:color="D3D3D3"/>
-              <w:start w:val="single" w:space="0" w:color="D3D3D3"/>
-              <w:end w:val="single" w:space="0" w:color="D3D3D3"/>
-            </w:tcBorders>
-          </w:tcPr>
-          <w:p>
-            <w:pPr>
-              <w:spacing w:before="0" w:after="60"/>
-              <w:keepNext/>
-              <w:jc w:val="end"/>
-            </w:pPr>
-            <w:r>
-              <w:rPr>
-                <w:rFonts w:ascii="Calibri" w:hAnsi="Calibri"/>
-                <w:sz w:val="20"/>
-              </w:rPr>
-              <w:t xml:space="default">2.405,3</w:t>
-            </w:r>
-          </w:p>
-        </w:tc>
-        <w:tc>
-          <w:tcPr>
-            <w:tcBorders>
-              <w:top w:val="single" w:space="0" w:color="D3D3D3"/>
-              <w:bottom w:val="single" w:space="0" w:color="D3D3D3"/>
-              <w:start w:val="single" w:space="0" w:color="D3D3D3"/>
-              <w:end w:val="single" w:space="0" w:color="D3D3D3"/>
-            </w:tcBorders>
-          </w:tcPr>
-          <w:p>
-            <w:pPr>
-              <w:spacing w:before="0" w:after="60"/>
-              <w:keepNext/>
-              <w:jc w:val="end"/>
-            </w:pPr>
-            <w:r>
-              <w:rPr>
-                <w:rFonts w:ascii="Calibri" w:hAnsi="Calibri"/>
-                <w:sz w:val="20"/>
-              </w:rPr>
-              <w:t xml:space="default">4.994,3</w:t>
-            </w:r>
-          </w:p>
-        </w:tc>
-        <w:tc>
-          <w:tcPr>
-            <w:tcBorders>
-              <w:top w:val="single" w:space="0" w:color="D3D3D3"/>
-              <w:bottom w:val="single" w:space="0" w:color="D3D3D3"/>
-              <w:start w:val="single" w:space="0" w:color="D3D3D3"/>
-              <w:end w:val="single" w:space="0" w:color="D3D3D3"/>
-            </w:tcBorders>
-          </w:tcPr>
-          <w:p>
-            <w:pPr>
-              <w:spacing w:before="0" w:after="60"/>
-              <w:keepNext/>
-              <w:jc w:val="end"/>
-            </w:pPr>
-            <w:r>
-              <w:rPr>
-                <w:rFonts w:ascii="Calibri" w:hAnsi="Calibri"/>
-                <w:sz w:val="20"/>
-              </w:rPr>
-              <w:t xml:space="default">7.163,4</w:t>
+              <w:t xml:space="default">6.446</w:t>
+            </w:r>
+          </w:p>
+        </w:tc>
+        <w:tc>
+          <w:tcPr>
+            <w:tcBorders>
+              <w:top w:val="single" w:space="0" w:color="D3D3D3"/>
+              <w:bottom w:val="single" w:space="0" w:color="D3D3D3"/>
+              <w:start w:val="single" w:space="0" w:color="D3D3D3"/>
+              <w:end w:val="single" w:space="0" w:color="D3D3D3"/>
+            </w:tcBorders>
+          </w:tcPr>
+          <w:p>
+            <w:pPr>
+              <w:spacing w:before="0" w:after="60"/>
+              <w:keepNext/>
+              <w:jc w:val="end"/>
+            </w:pPr>
+            <w:r>
+              <w:rPr>
+                <w:rFonts w:ascii="Calibri" w:hAnsi="Calibri"/>
+                <w:sz w:val="20"/>
+              </w:rPr>
+              <w:t xml:space="default">2.405</w:t>
+            </w:r>
+          </w:p>
+        </w:tc>
+        <w:tc>
+          <w:tcPr>
+            <w:tcBorders>
+              <w:top w:val="single" w:space="0" w:color="D3D3D3"/>
+              <w:bottom w:val="single" w:space="0" w:color="D3D3D3"/>
+              <w:start w:val="single" w:space="0" w:color="D3D3D3"/>
+              <w:end w:val="single" w:space="0" w:color="D3D3D3"/>
+            </w:tcBorders>
+          </w:tcPr>
+          <w:p>
+            <w:pPr>
+              <w:spacing w:before="0" w:after="60"/>
+              <w:keepNext/>
+              <w:jc w:val="end"/>
+            </w:pPr>
+            <w:r>
+              <w:rPr>
+                <w:rFonts w:ascii="Calibri" w:hAnsi="Calibri"/>
+                <w:sz w:val="20"/>
+              </w:rPr>
+              <w:t xml:space="default">4.994</w:t>
+            </w:r>
+          </w:p>
+        </w:tc>
+        <w:tc>
+          <w:tcPr>
+            <w:tcBorders>
+              <w:top w:val="single" w:space="0" w:color="D3D3D3"/>
+              <w:bottom w:val="single" w:space="0" w:color="D3D3D3"/>
+              <w:start w:val="single" w:space="0" w:color="D3D3D3"/>
+              <w:end w:val="single" w:space="0" w:color="D3D3D3"/>
+            </w:tcBorders>
+          </w:tcPr>
+          <w:p>
+            <w:pPr>
+              <w:spacing w:before="0" w:after="60"/>
+              <w:keepNext/>
+              <w:jc w:val="end"/>
+            </w:pPr>
+            <w:r>
+              <w:rPr>
+                <w:rFonts w:ascii="Calibri" w:hAnsi="Calibri"/>
+                <w:sz w:val="20"/>
+              </w:rPr>
+              <w:t xml:space="default">7.163</w:t>
             </w:r>
           </w:p>
         </w:tc>
@@ -2094,7 +2094,7 @@
                 <w:sz w:val="20"/>
                 <w:color w:val="FFFFFF"/>
               </w:rPr>
-              <w:t xml:space="default">8.058,7</w:t>
+              <w:t xml:space="default">8.059</w:t>
             </w:r>
           </w:p>
         </w:tc>
@@ -2120,7 +2120,7 @@
                 <w:sz w:val="20"/>
                 <w:color w:val="FFFFFF"/>
               </w:rPr>
-              <w:t xml:space="default">8.100,0</w:t>
+              <w:t xml:space="default">8.100</w:t>
             </w:r>
           </w:p>
         </w:tc>
@@ -2145,7 +2145,7 @@
                 <w:sz w:val="20"/>
                 <w:b w:val="true"/>
               </w:rPr>
-              <w:t xml:space="default">5.620,5</w:t>
+              <w:t xml:space="default">5.621</w:t>
             </w:r>
           </w:p>
         </w:tc>
@@ -2200,7 +2200,7 @@
                 <w:sz w:val="20"/>
                 <w:color w:val="000000"/>
               </w:rPr>
-              <w:t xml:space="default">5.161,4</w:t>
+              <w:t xml:space="default">5.161</w:t>
             </w:r>
           </w:p>
         </w:tc>
@@ -2226,7 +2226,7 @@
                 <w:sz w:val="20"/>
                 <w:color w:val="000000"/>
               </w:rPr>
-              <w:t xml:space="default">5.433,4</w:t>
+              <w:t xml:space="default">5.433</w:t>
             </w:r>
           </w:p>
         </w:tc>
@@ -2252,7 +2252,7 @@
                 <w:sz w:val="20"/>
                 <w:color w:val="000000"/>
               </w:rPr>
-              <w:t xml:space="default">5.676,8</w:t>
+              <w:t xml:space="default">5.677</w:t>
             </w:r>
           </w:p>
         </w:tc>
@@ -2278,7 +2278,7 @@
                 <w:sz w:val="20"/>
                 <w:color w:val="000000"/>
               </w:rPr>
-              <w:t xml:space="default">5.813,3</w:t>
+              <w:t xml:space="default">5.813</w:t>
             </w:r>
           </w:p>
         </w:tc>
@@ -2304,7 +2304,7 @@
                 <w:sz w:val="20"/>
                 <w:color w:val="FFFFFF"/>
               </w:rPr>
-              <w:t xml:space="default">6.429,9</w:t>
+              <w:t xml:space="default">6.430</w:t>
             </w:r>
           </w:p>
         </w:tc>
@@ -2330,7 +2330,7 @@
                 <w:sz w:val="20"/>
                 <w:color w:val="FFFFFF"/>
               </w:rPr>
-              <w:t xml:space="default">6.305,8</w:t>
+              <w:t xml:space="default">6.306</w:t>
             </w:r>
           </w:p>
         </w:tc>
@@ -2356,7 +2356,7 @@
                 <w:sz w:val="20"/>
                 <w:color w:val="FFFFFF"/>
               </w:rPr>
-              <w:t xml:space="default">6.546,7</w:t>
+              <w:t xml:space="default">6.547</w:t>
             </w:r>
           </w:p>
         </w:tc>
@@ -2382,7 +2382,7 @@
                 <w:sz w:val="20"/>
                 <w:color w:val="FFFFFF"/>
               </w:rPr>
-              <w:t xml:space="default">6.588,8</w:t>
+              <w:t xml:space="default">6.589</w:t>
             </w:r>
           </w:p>
         </w:tc>
@@ -2408,7 +2408,7 @@
                 <w:sz w:val="20"/>
                 <w:color w:val="FFFFFF"/>
               </w:rPr>
-              <w:t xml:space="default">6.621,4</w:t>
+              <w:t xml:space="default">6.621</w:t>
             </w:r>
           </w:p>
         </w:tc>
@@ -2434,79 +2434,79 @@
                 <w:sz w:val="20"/>
                 <w:color w:val="FFFFFF"/>
               </w:rPr>
-              <w:t xml:space="default">6.353,1</w:t>
-            </w:r>
-          </w:p>
-        </w:tc>
-        <w:tc>
-          <w:tcPr>
-            <w:tcBorders>
-              <w:top w:val="single" w:space="0" w:color="D3D3D3"/>
-              <w:bottom w:val="single" w:space="0" w:color="D3D3D3"/>
-              <w:start w:val="single" w:space="0" w:color="D3D3D3"/>
-              <w:end w:val="single" w:space="0" w:color="D3D3D3"/>
-            </w:tcBorders>
-          </w:tcPr>
-          <w:p>
-            <w:pPr>
-              <w:spacing w:before="0" w:after="60"/>
-              <w:keepNext/>
-              <w:jc w:val="end"/>
-            </w:pPr>
-            <w:r>
-              <w:rPr>
-                <w:rFonts w:ascii="Calibri" w:hAnsi="Calibri"/>
-                <w:sz w:val="20"/>
-              </w:rPr>
-              <w:t xml:space="default">2.146,4</w:t>
-            </w:r>
-          </w:p>
-        </w:tc>
-        <w:tc>
-          <w:tcPr>
-            <w:tcBorders>
-              <w:top w:val="single" w:space="0" w:color="D3D3D3"/>
-              <w:bottom w:val="single" w:space="0" w:color="D3D3D3"/>
-              <w:start w:val="single" w:space="0" w:color="D3D3D3"/>
-              <w:end w:val="single" w:space="0" w:color="D3D3D3"/>
-            </w:tcBorders>
-          </w:tcPr>
-          <w:p>
-            <w:pPr>
-              <w:spacing w:before="0" w:after="60"/>
-              <w:keepNext/>
-              <w:jc w:val="end"/>
-            </w:pPr>
-            <w:r>
-              <w:rPr>
-                <w:rFonts w:ascii="Calibri" w:hAnsi="Calibri"/>
-                <w:sz w:val="20"/>
-              </w:rPr>
-              <w:t xml:space="default">745,9</w:t>
-            </w:r>
-          </w:p>
-        </w:tc>
-        <w:tc>
-          <w:tcPr>
-            <w:tcBorders>
-              <w:top w:val="single" w:space="0" w:color="D3D3D3"/>
-              <w:bottom w:val="single" w:space="0" w:color="D3D3D3"/>
-              <w:start w:val="single" w:space="0" w:color="D3D3D3"/>
-              <w:end w:val="single" w:space="0" w:color="D3D3D3"/>
-            </w:tcBorders>
-          </w:tcPr>
-          <w:p>
-            <w:pPr>
-              <w:spacing w:before="0" w:after="60"/>
-              <w:keepNext/>
-              <w:jc w:val="end"/>
-            </w:pPr>
-            <w:r>
-              <w:rPr>
-                <w:rFonts w:ascii="Calibri" w:hAnsi="Calibri"/>
-                <w:sz w:val="20"/>
-              </w:rPr>
-              <w:t xml:space="default">3.630,0</w:t>
+              <w:t xml:space="default">6.353</w:t>
+            </w:r>
+          </w:p>
+        </w:tc>
+        <w:tc>
+          <w:tcPr>
+            <w:tcBorders>
+              <w:top w:val="single" w:space="0" w:color="D3D3D3"/>
+              <w:bottom w:val="single" w:space="0" w:color="D3D3D3"/>
+              <w:start w:val="single" w:space="0" w:color="D3D3D3"/>
+              <w:end w:val="single" w:space="0" w:color="D3D3D3"/>
+            </w:tcBorders>
+          </w:tcPr>
+          <w:p>
+            <w:pPr>
+              <w:spacing w:before="0" w:after="60"/>
+              <w:keepNext/>
+              <w:jc w:val="end"/>
+            </w:pPr>
+            <w:r>
+              <w:rPr>
+                <w:rFonts w:ascii="Calibri" w:hAnsi="Calibri"/>
+                <w:sz w:val="20"/>
+              </w:rPr>
+              <w:t xml:space="default">2.146</w:t>
+            </w:r>
+          </w:p>
+        </w:tc>
+        <w:tc>
+          <w:tcPr>
+            <w:tcBorders>
+              <w:top w:val="single" w:space="0" w:color="D3D3D3"/>
+              <w:bottom w:val="single" w:space="0" w:color="D3D3D3"/>
+              <w:start w:val="single" w:space="0" w:color="D3D3D3"/>
+              <w:end w:val="single" w:space="0" w:color="D3D3D3"/>
+            </w:tcBorders>
+          </w:tcPr>
+          <w:p>
+            <w:pPr>
+              <w:spacing w:before="0" w:after="60"/>
+              <w:keepNext/>
+              <w:jc w:val="end"/>
+            </w:pPr>
+            <w:r>
+              <w:rPr>
+                <w:rFonts w:ascii="Calibri" w:hAnsi="Calibri"/>
+                <w:sz w:val="20"/>
+              </w:rPr>
+              <w:t xml:space="default">746</w:t>
+            </w:r>
+          </w:p>
+        </w:tc>
+        <w:tc>
+          <w:tcPr>
+            <w:tcBorders>
+              <w:top w:val="single" w:space="0" w:color="D3D3D3"/>
+              <w:bottom w:val="single" w:space="0" w:color="D3D3D3"/>
+              <w:start w:val="single" w:space="0" w:color="D3D3D3"/>
+              <w:end w:val="single" w:space="0" w:color="D3D3D3"/>
+            </w:tcBorders>
+          </w:tcPr>
+          <w:p>
+            <w:pPr>
+              <w:spacing w:before="0" w:after="60"/>
+              <w:keepNext/>
+              <w:jc w:val="end"/>
+            </w:pPr>
+            <w:r>
+              <w:rPr>
+                <w:rFonts w:ascii="Calibri" w:hAnsi="Calibri"/>
+                <w:sz w:val="20"/>
+              </w:rPr>
+              <w:t xml:space="default">3.630</w:t>
             </w:r>
           </w:p>
         </w:tc>
@@ -2532,7 +2532,7 @@
                 <w:sz w:val="20"/>
                 <w:color w:val="000000"/>
               </w:rPr>
-              <w:t xml:space="default">5.908,3</w:t>
+              <w:t xml:space="default">5.908</w:t>
             </w:r>
           </w:p>
         </w:tc>
@@ -2558,7 +2558,7 @@
                 <w:sz w:val="20"/>
                 <w:color w:val="FFFFFF"/>
               </w:rPr>
-              <w:t xml:space="default">6.800,0</w:t>
+              <w:t xml:space="default">6.800</w:t>
             </w:r>
           </w:p>
         </w:tc>
@@ -2583,7 +2583,7 @@
                 <w:sz w:val="20"/>
                 <w:b w:val="true"/>
               </w:rPr>
-              <w:t xml:space="default">5.344,1</w:t>
+              <w:t xml:space="default">5.344</w:t>
             </w:r>
           </w:p>
         </w:tc>
@@ -2638,7 +2638,7 @@
                 <w:sz w:val="20"/>
                 <w:color w:val="000000"/>
               </w:rPr>
-              <w:t xml:space="default">2.800,6</w:t>
+              <w:t xml:space="default">2.801</w:t>
             </w:r>
           </w:p>
         </w:tc>
@@ -2664,7 +2664,7 @@
                 <w:sz w:val="20"/>
                 <w:color w:val="000000"/>
               </w:rPr>
-              <w:t xml:space="default">3.137,3</w:t>
+              <w:t xml:space="default">3.137</w:t>
             </w:r>
           </w:p>
         </w:tc>
@@ -2690,7 +2690,7 @@
                 <w:sz w:val="20"/>
                 <w:color w:val="000000"/>
               </w:rPr>
-              <w:t xml:space="default">3.554,3</w:t>
+              <w:t xml:space="default">3.554</w:t>
             </w:r>
           </w:p>
         </w:tc>
@@ -2716,7 +2716,7 @@
                 <w:sz w:val="20"/>
                 <w:color w:val="000000"/>
               </w:rPr>
-              <w:t xml:space="default">3.576,2</w:t>
+              <w:t xml:space="default">3.576</w:t>
             </w:r>
           </w:p>
         </w:tc>
@@ -2742,7 +2742,7 @@
                 <w:sz w:val="20"/>
                 <w:color w:val="000000"/>
               </w:rPr>
-              <w:t xml:space="default">3.674,4</w:t>
+              <w:t xml:space="default">3.674</w:t>
             </w:r>
           </w:p>
         </w:tc>
@@ -2768,7 +2768,7 @@
                 <w:sz w:val="20"/>
                 <w:color w:val="000000"/>
               </w:rPr>
-              <w:t xml:space="default">4.478,3</w:t>
+              <w:t xml:space="default">4.478</w:t>
             </w:r>
           </w:p>
         </w:tc>
@@ -2794,7 +2794,7 @@
                 <w:sz w:val="20"/>
                 <w:color w:val="FFFFFF"/>
               </w:rPr>
-              <w:t xml:space="default">5.640,7</w:t>
+              <w:t xml:space="default">5.641</w:t>
             </w:r>
           </w:p>
         </w:tc>
@@ -2820,7 +2820,7 @@
                 <w:sz w:val="20"/>
                 <w:color w:val="FFFFFF"/>
               </w:rPr>
-              <w:t xml:space="default">6.449,9</w:t>
+              <w:t xml:space="default">6.450</w:t>
             </w:r>
           </w:p>
         </w:tc>
@@ -2846,7 +2846,7 @@
                 <w:sz w:val="20"/>
                 <w:color w:val="FFFFFF"/>
               </w:rPr>
-              <w:t xml:space="default">5.722,9</w:t>
+              <w:t xml:space="default">5.723</w:t>
             </w:r>
           </w:p>
         </w:tc>
@@ -2872,79 +2872,79 @@
                 <w:sz w:val="20"/>
                 <w:color w:val="000000"/>
               </w:rPr>
-              <w:t xml:space="default">4.518,0</w:t>
-            </w:r>
-          </w:p>
-        </w:tc>
-        <w:tc>
-          <w:tcPr>
-            <w:tcBorders>
-              <w:top w:val="single" w:space="0" w:color="D3D3D3"/>
-              <w:bottom w:val="single" w:space="0" w:color="D3D3D3"/>
-              <w:start w:val="single" w:space="0" w:color="D3D3D3"/>
-              <w:end w:val="single" w:space="0" w:color="D3D3D3"/>
-            </w:tcBorders>
-          </w:tcPr>
-          <w:p>
-            <w:pPr>
-              <w:spacing w:before="0" w:after="60"/>
-              <w:keepNext/>
-              <w:jc w:val="end"/>
-            </w:pPr>
-            <w:r>
-              <w:rPr>
-                <w:rFonts w:ascii="Calibri" w:hAnsi="Calibri"/>
-                <w:sz w:val="20"/>
-              </w:rPr>
-              <w:t xml:space="default">1.119,1</w:t>
-            </w:r>
-          </w:p>
-        </w:tc>
-        <w:tc>
-          <w:tcPr>
-            <w:tcBorders>
-              <w:top w:val="single" w:space="0" w:color="D3D3D3"/>
-              <w:bottom w:val="single" w:space="0" w:color="D3D3D3"/>
-              <w:start w:val="single" w:space="0" w:color="D3D3D3"/>
-              <w:end w:val="single" w:space="0" w:color="D3D3D3"/>
-            </w:tcBorders>
-          </w:tcPr>
-          <w:p>
-            <w:pPr>
-              <w:spacing w:before="0" w:after="60"/>
-              <w:keepNext/>
-              <w:jc w:val="end"/>
-            </w:pPr>
-            <w:r>
-              <w:rPr>
-                <w:rFonts w:ascii="Calibri" w:hAnsi="Calibri"/>
-                <w:sz w:val="20"/>
-              </w:rPr>
-              <w:t xml:space="default">190,0</w:t>
-            </w:r>
-          </w:p>
-        </w:tc>
-        <w:tc>
-          <w:tcPr>
-            <w:tcBorders>
-              <w:top w:val="single" w:space="0" w:color="D3D3D3"/>
-              <w:bottom w:val="single" w:space="0" w:color="D3D3D3"/>
-              <w:start w:val="single" w:space="0" w:color="D3D3D3"/>
-              <w:end w:val="single" w:space="0" w:color="D3D3D3"/>
-            </w:tcBorders>
-          </w:tcPr>
-          <w:p>
-            <w:pPr>
-              <w:spacing w:before="0" w:after="60"/>
-              <w:keepNext/>
-              <w:jc w:val="end"/>
-            </w:pPr>
-            <w:r>
-              <w:rPr>
-                <w:rFonts w:ascii="Calibri" w:hAnsi="Calibri"/>
-                <w:sz w:val="20"/>
-              </w:rPr>
-              <w:t xml:space="default">2.030,5</w:t>
+              <w:t xml:space="default">4.518</w:t>
+            </w:r>
+          </w:p>
+        </w:tc>
+        <w:tc>
+          <w:tcPr>
+            <w:tcBorders>
+              <w:top w:val="single" w:space="0" w:color="D3D3D3"/>
+              <w:bottom w:val="single" w:space="0" w:color="D3D3D3"/>
+              <w:start w:val="single" w:space="0" w:color="D3D3D3"/>
+              <w:end w:val="single" w:space="0" w:color="D3D3D3"/>
+            </w:tcBorders>
+          </w:tcPr>
+          <w:p>
+            <w:pPr>
+              <w:spacing w:before="0" w:after="60"/>
+              <w:keepNext/>
+              <w:jc w:val="end"/>
+            </w:pPr>
+            <w:r>
+              <w:rPr>
+                <w:rFonts w:ascii="Calibri" w:hAnsi="Calibri"/>
+                <w:sz w:val="20"/>
+              </w:rPr>
+              <w:t xml:space="default">1.119</w:t>
+            </w:r>
+          </w:p>
+        </w:tc>
+        <w:tc>
+          <w:tcPr>
+            <w:tcBorders>
+              <w:top w:val="single" w:space="0" w:color="D3D3D3"/>
+              <w:bottom w:val="single" w:space="0" w:color="D3D3D3"/>
+              <w:start w:val="single" w:space="0" w:color="D3D3D3"/>
+              <w:end w:val="single" w:space="0" w:color="D3D3D3"/>
+            </w:tcBorders>
+          </w:tcPr>
+          <w:p>
+            <w:pPr>
+              <w:spacing w:before="0" w:after="60"/>
+              <w:keepNext/>
+              <w:jc w:val="end"/>
+            </w:pPr>
+            <w:r>
+              <w:rPr>
+                <w:rFonts w:ascii="Calibri" w:hAnsi="Calibri"/>
+                <w:sz w:val="20"/>
+              </w:rPr>
+              <w:t xml:space="default">190</w:t>
+            </w:r>
+          </w:p>
+        </w:tc>
+        <w:tc>
+          <w:tcPr>
+            <w:tcBorders>
+              <w:top w:val="single" w:space="0" w:color="D3D3D3"/>
+              <w:bottom w:val="single" w:space="0" w:color="D3D3D3"/>
+              <w:start w:val="single" w:space="0" w:color="D3D3D3"/>
+              <w:end w:val="single" w:space="0" w:color="D3D3D3"/>
+            </w:tcBorders>
+          </w:tcPr>
+          <w:p>
+            <w:pPr>
+              <w:spacing w:before="0" w:after="60"/>
+              <w:keepNext/>
+              <w:jc w:val="end"/>
+            </w:pPr>
+            <w:r>
+              <w:rPr>
+                <w:rFonts w:ascii="Calibri" w:hAnsi="Calibri"/>
+                <w:sz w:val="20"/>
+              </w:rPr>
+              <w:t xml:space="default">2.030</w:t>
             </w:r>
           </w:p>
         </w:tc>
@@ -2970,7 +2970,7 @@
                 <w:sz w:val="20"/>
                 <w:color w:val="000000"/>
               </w:rPr>
-              <w:t xml:space="default">3.730,5</w:t>
+              <w:t xml:space="default">3.731</w:t>
             </w:r>
           </w:p>
         </w:tc>
@@ -2996,7 +2996,7 @@
                 <w:sz w:val="20"/>
                 <w:color w:val="FFFFFF"/>
               </w:rPr>
-              <w:t xml:space="default">5.200,0</w:t>
+              <w:t xml:space="default">5.200</w:t>
             </w:r>
           </w:p>
         </w:tc>
@@ -3021,7 +3021,7 @@
                 <w:sz w:val="20"/>
                 <w:b w:val="true"/>
               </w:rPr>
-              <w:t xml:space="default">3.721,5</w:t>
+              <w:t xml:space="default">3.722</w:t>
             </w:r>
           </w:p>
         </w:tc>
@@ -3076,7 +3076,7 @@
                 <w:sz w:val="20"/>
                 <w:color w:val="000000"/>
               </w:rPr>
-              <w:t xml:space="default">2.384,7</w:t>
+              <w:t xml:space="default">2.385</w:t>
             </w:r>
           </w:p>
         </w:tc>
@@ -3102,7 +3102,7 @@
                 <w:sz w:val="20"/>
                 <w:color w:val="000000"/>
               </w:rPr>
-              <w:t xml:space="default">2.042,4</w:t>
+              <w:t xml:space="default">2.042</w:t>
             </w:r>
           </w:p>
         </w:tc>
@@ -3128,7 +3128,7 @@
                 <w:sz w:val="20"/>
                 <w:color w:val="000000"/>
               </w:rPr>
-              <w:t xml:space="default">2.174,7</w:t>
+              <w:t xml:space="default">2.175</w:t>
             </w:r>
           </w:p>
         </w:tc>
@@ -3154,7 +3154,7 @@
                 <w:sz w:val="20"/>
                 <w:color w:val="000000"/>
               </w:rPr>
-              <w:t xml:space="default">2.288,0</w:t>
+              <w:t xml:space="default">2.288</w:t>
             </w:r>
           </w:p>
         </w:tc>
@@ -3180,7 +3180,7 @@
                 <w:sz w:val="20"/>
                 <w:color w:val="000000"/>
               </w:rPr>
-              <w:t xml:space="default">2.565,3</w:t>
+              <w:t xml:space="default">2.565</w:t>
             </w:r>
           </w:p>
         </w:tc>
@@ -3206,7 +3206,7 @@
                 <w:sz w:val="20"/>
                 <w:color w:val="000000"/>
               </w:rPr>
-              <w:t xml:space="default">2.977,6</w:t>
+              <w:t xml:space="default">2.978</w:t>
             </w:r>
           </w:p>
         </w:tc>
@@ -3232,7 +3232,7 @@
                 <w:sz w:val="20"/>
                 <w:color w:val="000000"/>
               </w:rPr>
-              <w:t xml:space="default">3.317,4</w:t>
+              <w:t xml:space="default">3.317</w:t>
             </w:r>
           </w:p>
         </w:tc>
@@ -3258,7 +3258,7 @@
                 <w:sz w:val="20"/>
                 <w:color w:val="000000"/>
               </w:rPr>
-              <w:t xml:space="default">3.630,9</w:t>
+              <w:t xml:space="default">3.631</w:t>
             </w:r>
           </w:p>
         </w:tc>
@@ -3284,7 +3284,7 @@
                 <w:sz w:val="20"/>
                 <w:color w:val="000000"/>
               </w:rPr>
-              <w:t xml:space="default">4.019,5</w:t>
+              <w:t xml:space="default">4.020</w:t>
             </w:r>
           </w:p>
         </w:tc>
@@ -3310,79 +3310,79 @@
                 <w:sz w:val="20"/>
                 <w:color w:val="000000"/>
               </w:rPr>
-              <w:t xml:space="default">4.169,0</w:t>
-            </w:r>
-          </w:p>
-        </w:tc>
-        <w:tc>
-          <w:tcPr>
-            <w:tcBorders>
-              <w:top w:val="single" w:space="0" w:color="D3D3D3"/>
-              <w:bottom w:val="single" w:space="0" w:color="D3D3D3"/>
-              <w:start w:val="single" w:space="0" w:color="D3D3D3"/>
-              <w:end w:val="single" w:space="0" w:color="D3D3D3"/>
-            </w:tcBorders>
-          </w:tcPr>
-          <w:p>
-            <w:pPr>
-              <w:spacing w:before="0" w:after="60"/>
-              <w:keepNext/>
-              <w:jc w:val="end"/>
-            </w:pPr>
-            <w:r>
-              <w:rPr>
-                <w:rFonts w:ascii="Calibri" w:hAnsi="Calibri"/>
-                <w:sz w:val="20"/>
-              </w:rPr>
-              <w:t xml:space="default">1.252,0</w:t>
-            </w:r>
-          </w:p>
-        </w:tc>
-        <w:tc>
-          <w:tcPr>
-            <w:tcBorders>
-              <w:top w:val="single" w:space="0" w:color="D3D3D3"/>
-              <w:bottom w:val="single" w:space="0" w:color="D3D3D3"/>
-              <w:start w:val="single" w:space="0" w:color="D3D3D3"/>
-              <w:end w:val="single" w:space="0" w:color="D3D3D3"/>
-            </w:tcBorders>
-          </w:tcPr>
-          <w:p>
-            <w:pPr>
-              <w:spacing w:before="0" w:after="60"/>
-              <w:keepNext/>
-              <w:jc w:val="end"/>
-            </w:pPr>
-            <w:r>
-              <w:rPr>
-                <w:rFonts w:ascii="Calibri" w:hAnsi="Calibri"/>
-                <w:sz w:val="20"/>
-              </w:rPr>
-              <w:t xml:space="default">2.127,0</w:t>
-            </w:r>
-          </w:p>
-        </w:tc>
-        <w:tc>
-          <w:tcPr>
-            <w:tcBorders>
-              <w:top w:val="single" w:space="0" w:color="D3D3D3"/>
-              <w:bottom w:val="single" w:space="0" w:color="D3D3D3"/>
-              <w:start w:val="single" w:space="0" w:color="D3D3D3"/>
-              <w:end w:val="single" w:space="0" w:color="D3D3D3"/>
-            </w:tcBorders>
-          </w:tcPr>
-          <w:p>
-            <w:pPr>
-              <w:spacing w:before="0" w:after="60"/>
-              <w:keepNext/>
-              <w:jc w:val="end"/>
-            </w:pPr>
-            <w:r>
-              <w:rPr>
-                <w:rFonts w:ascii="Calibri" w:hAnsi="Calibri"/>
-                <w:sz w:val="20"/>
-              </w:rPr>
-              <w:t xml:space="default">4.519,0</w:t>
+              <w:t xml:space="default">4.169</w:t>
+            </w:r>
+          </w:p>
+        </w:tc>
+        <w:tc>
+          <w:tcPr>
+            <w:tcBorders>
+              <w:top w:val="single" w:space="0" w:color="D3D3D3"/>
+              <w:bottom w:val="single" w:space="0" w:color="D3D3D3"/>
+              <w:start w:val="single" w:space="0" w:color="D3D3D3"/>
+              <w:end w:val="single" w:space="0" w:color="D3D3D3"/>
+            </w:tcBorders>
+          </w:tcPr>
+          <w:p>
+            <w:pPr>
+              <w:spacing w:before="0" w:after="60"/>
+              <w:keepNext/>
+              <w:jc w:val="end"/>
+            </w:pPr>
+            <w:r>
+              <w:rPr>
+                <w:rFonts w:ascii="Calibri" w:hAnsi="Calibri"/>
+                <w:sz w:val="20"/>
+              </w:rPr>
+              <w:t xml:space="default">1.252</w:t>
+            </w:r>
+          </w:p>
+        </w:tc>
+        <w:tc>
+          <w:tcPr>
+            <w:tcBorders>
+              <w:top w:val="single" w:space="0" w:color="D3D3D3"/>
+              <w:bottom w:val="single" w:space="0" w:color="D3D3D3"/>
+              <w:start w:val="single" w:space="0" w:color="D3D3D3"/>
+              <w:end w:val="single" w:space="0" w:color="D3D3D3"/>
+            </w:tcBorders>
+          </w:tcPr>
+          <w:p>
+            <w:pPr>
+              <w:spacing w:before="0" w:after="60"/>
+              <w:keepNext/>
+              <w:jc w:val="end"/>
+            </w:pPr>
+            <w:r>
+              <w:rPr>
+                <w:rFonts w:ascii="Calibri" w:hAnsi="Calibri"/>
+                <w:sz w:val="20"/>
+              </w:rPr>
+              <w:t xml:space="default">2.127</w:t>
+            </w:r>
+          </w:p>
+        </w:tc>
+        <w:tc>
+          <w:tcPr>
+            <w:tcBorders>
+              <w:top w:val="single" w:space="0" w:color="D3D3D3"/>
+              <w:bottom w:val="single" w:space="0" w:color="D3D3D3"/>
+              <w:start w:val="single" w:space="0" w:color="D3D3D3"/>
+              <w:end w:val="single" w:space="0" w:color="D3D3D3"/>
+            </w:tcBorders>
+          </w:tcPr>
+          <w:p>
+            <w:pPr>
+              <w:spacing w:before="0" w:after="60"/>
+              <w:keepNext/>
+              <w:jc w:val="end"/>
+            </w:pPr>
+            <w:r>
+              <w:rPr>
+                <w:rFonts w:ascii="Calibri" w:hAnsi="Calibri"/>
+                <w:sz w:val="20"/>
+              </w:rPr>
+              <w:t xml:space="default">4.519</w:t>
             </w:r>
           </w:p>
         </w:tc>
@@ -3408,7 +3408,7 @@
                 <w:sz w:val="20"/>
                 <w:color w:val="FFFFFF"/>
               </w:rPr>
-              <w:t xml:space="default">5.630,9</w:t>
+              <w:t xml:space="default">5.631</w:t>
             </w:r>
           </w:p>
         </w:tc>
@@ -3434,7 +3434,7 @@
                 <w:sz w:val="20"/>
                 <w:color w:val="FFFFFF"/>
               </w:rPr>
-              <w:t xml:space="default">6.800,0</w:t>
+              <w:t xml:space="default">6.800</w:t>
             </w:r>
           </w:p>
         </w:tc>
@@ -3459,7 +3459,7 @@
                 <w:sz w:val="20"/>
                 <w:b w:val="true"/>
               </w:rPr>
-              <w:t xml:space="default">3.326,6</w:t>
+              <w:t xml:space="default">3.327</w:t>
             </w:r>
           </w:p>
         </w:tc>
@@ -3514,7 +3514,7 @@
                 <w:sz w:val="20"/>
                 <w:color w:val="000000"/>
               </w:rPr>
-              <w:t xml:space="default">2.299,2</w:t>
+              <w:t xml:space="default">2.299</w:t>
             </w:r>
           </w:p>
         </w:tc>
@@ -3540,7 +3540,7 @@
                 <w:sz w:val="20"/>
                 <w:color w:val="000000"/>
               </w:rPr>
-              <w:t xml:space="default">2.597,8</w:t>
+              <w:t xml:space="default">2.598</w:t>
             </w:r>
           </w:p>
         </w:tc>
@@ -3566,7 +3566,7 @@
                 <w:sz w:val="20"/>
                 <w:color w:val="000000"/>
               </w:rPr>
-              <w:t xml:space="default">2.845,6</w:t>
+              <w:t xml:space="default">2.846</w:t>
             </w:r>
           </w:p>
         </w:tc>
@@ -3592,7 +3592,7 @@
                 <w:sz w:val="20"/>
                 <w:color w:val="000000"/>
               </w:rPr>
-              <w:t xml:space="default">3.163,6</w:t>
+              <w:t xml:space="default">3.164</w:t>
             </w:r>
           </w:p>
         </w:tc>
@@ -3618,7 +3618,7 @@
                 <w:sz w:val="20"/>
                 <w:color w:val="000000"/>
               </w:rPr>
-              <w:t xml:space="default">3.214,9</w:t>
+              <w:t xml:space="default">3.215</w:t>
             </w:r>
           </w:p>
         </w:tc>
@@ -3644,7 +3644,7 @@
                 <w:sz w:val="20"/>
                 <w:color w:val="FFFFFF"/>
               </w:rPr>
-              <w:t xml:space="default">3.455,7</w:t>
+              <w:t xml:space="default">3.456</w:t>
             </w:r>
           </w:p>
         </w:tc>
@@ -3670,7 +3670,7 @@
                 <w:sz w:val="20"/>
                 <w:color w:val="FFFFFF"/>
               </w:rPr>
-              <w:t xml:space="default">3.744,5</w:t>
+              <w:t xml:space="default">3.744</w:t>
             </w:r>
           </w:p>
         </w:tc>
@@ -3696,7 +3696,7 @@
                 <w:sz w:val="20"/>
                 <w:color w:val="FFFFFF"/>
               </w:rPr>
-              <w:t xml:space="default">4.032,3</w:t>
+              <w:t xml:space="default">4.032</w:t>
             </w:r>
           </w:p>
         </w:tc>
@@ -3722,7 +3722,7 @@
                 <w:sz w:val="20"/>
                 <w:color w:val="FFFFFF"/>
               </w:rPr>
-              <w:t xml:space="default">4.419,4</w:t>
+              <w:t xml:space="default">4.419</w:t>
             </w:r>
           </w:p>
         </w:tc>
@@ -3748,79 +3748,79 @@
                 <w:sz w:val="20"/>
                 <w:color w:val="FFFFFF"/>
               </w:rPr>
-              <w:t xml:space="default">4.371,8</w:t>
-            </w:r>
-          </w:p>
-        </w:tc>
-        <w:tc>
-          <w:tcPr>
-            <w:tcBorders>
-              <w:top w:val="single" w:space="0" w:color="D3D3D3"/>
-              <w:bottom w:val="single" w:space="0" w:color="D3D3D3"/>
-              <w:start w:val="single" w:space="0" w:color="D3D3D3"/>
-              <w:end w:val="single" w:space="0" w:color="D3D3D3"/>
-            </w:tcBorders>
-          </w:tcPr>
-          <w:p>
-            <w:pPr>
-              <w:spacing w:before="0" w:after="60"/>
-              <w:keepNext/>
-              <w:jc w:val="end"/>
-            </w:pPr>
-            <w:r>
-              <w:rPr>
-                <w:rFonts w:ascii="Calibri" w:hAnsi="Calibri"/>
-                <w:sz w:val="20"/>
-              </w:rPr>
-              <w:t xml:space="default">896,5</w:t>
-            </w:r>
-          </w:p>
-        </w:tc>
-        <w:tc>
-          <w:tcPr>
-            <w:tcBorders>
-              <w:top w:val="single" w:space="0" w:color="D3D3D3"/>
-              <w:bottom w:val="single" w:space="0" w:color="D3D3D3"/>
-              <w:start w:val="single" w:space="0" w:color="D3D3D3"/>
-              <w:end w:val="single" w:space="0" w:color="D3D3D3"/>
-            </w:tcBorders>
-          </w:tcPr>
-          <w:p>
-            <w:pPr>
-              <w:spacing w:before="0" w:after="60"/>
-              <w:keepNext/>
-              <w:jc w:val="end"/>
-            </w:pPr>
-            <w:r>
-              <w:rPr>
-                <w:rFonts w:ascii="Calibri" w:hAnsi="Calibri"/>
-                <w:sz w:val="20"/>
-              </w:rPr>
-              <w:t xml:space="default">444,3</w:t>
-            </w:r>
-          </w:p>
-        </w:tc>
-        <w:tc>
-          <w:tcPr>
-            <w:tcBorders>
-              <w:top w:val="single" w:space="0" w:color="D3D3D3"/>
-              <w:bottom w:val="single" w:space="0" w:color="D3D3D3"/>
-              <w:start w:val="single" w:space="0" w:color="D3D3D3"/>
-              <w:end w:val="single" w:space="0" w:color="D3D3D3"/>
-            </w:tcBorders>
-          </w:tcPr>
-          <w:p>
-            <w:pPr>
-              <w:spacing w:before="0" w:after="60"/>
-              <w:keepNext/>
-              <w:jc w:val="end"/>
-            </w:pPr>
-            <w:r>
-              <w:rPr>
-                <w:rFonts w:ascii="Calibri" w:hAnsi="Calibri"/>
-                <w:sz w:val="20"/>
-              </w:rPr>
-              <w:t xml:space="default">2.009,3</w:t>
+              <w:t xml:space="default">4.372</w:t>
+            </w:r>
+          </w:p>
+        </w:tc>
+        <w:tc>
+          <w:tcPr>
+            <w:tcBorders>
+              <w:top w:val="single" w:space="0" w:color="D3D3D3"/>
+              <w:bottom w:val="single" w:space="0" w:color="D3D3D3"/>
+              <w:start w:val="single" w:space="0" w:color="D3D3D3"/>
+              <w:end w:val="single" w:space="0" w:color="D3D3D3"/>
+            </w:tcBorders>
+          </w:tcPr>
+          <w:p>
+            <w:pPr>
+              <w:spacing w:before="0" w:after="60"/>
+              <w:keepNext/>
+              <w:jc w:val="end"/>
+            </w:pPr>
+            <w:r>
+              <w:rPr>
+                <w:rFonts w:ascii="Calibri" w:hAnsi="Calibri"/>
+                <w:sz w:val="20"/>
+              </w:rPr>
+              <w:t xml:space="default">897</w:t>
+            </w:r>
+          </w:p>
+        </w:tc>
+        <w:tc>
+          <w:tcPr>
+            <w:tcBorders>
+              <w:top w:val="single" w:space="0" w:color="D3D3D3"/>
+              <w:bottom w:val="single" w:space="0" w:color="D3D3D3"/>
+              <w:start w:val="single" w:space="0" w:color="D3D3D3"/>
+              <w:end w:val="single" w:space="0" w:color="D3D3D3"/>
+            </w:tcBorders>
+          </w:tcPr>
+          <w:p>
+            <w:pPr>
+              <w:spacing w:before="0" w:after="60"/>
+              <w:keepNext/>
+              <w:jc w:val="end"/>
+            </w:pPr>
+            <w:r>
+              <w:rPr>
+                <w:rFonts w:ascii="Calibri" w:hAnsi="Calibri"/>
+                <w:sz w:val="20"/>
+              </w:rPr>
+              <w:t xml:space="default">444</w:t>
+            </w:r>
+          </w:p>
+        </w:tc>
+        <w:tc>
+          <w:tcPr>
+            <w:tcBorders>
+              <w:top w:val="single" w:space="0" w:color="D3D3D3"/>
+              <w:bottom w:val="single" w:space="0" w:color="D3D3D3"/>
+              <w:start w:val="single" w:space="0" w:color="D3D3D3"/>
+              <w:end w:val="single" w:space="0" w:color="D3D3D3"/>
+            </w:tcBorders>
+          </w:tcPr>
+          <w:p>
+            <w:pPr>
+              <w:spacing w:before="0" w:after="60"/>
+              <w:keepNext/>
+              <w:jc w:val="end"/>
+            </w:pPr>
+            <w:r>
+              <w:rPr>
+                <w:rFonts w:ascii="Calibri" w:hAnsi="Calibri"/>
+                <w:sz w:val="20"/>
+              </w:rPr>
+              <w:t xml:space="default">2.009</w:t>
             </w:r>
           </w:p>
         </w:tc>
@@ -3846,7 +3846,7 @@
                 <w:sz w:val="20"/>
                 <w:color w:val="000000"/>
               </w:rPr>
-              <w:t xml:space="default">2.524,7</w:t>
+              <w:t xml:space="default">2.525</w:t>
             </w:r>
           </w:p>
         </w:tc>
@@ -3872,7 +3872,7 @@
                 <w:sz w:val="20"/>
                 <w:color w:val="000000"/>
               </w:rPr>
-              <w:t xml:space="default">3.300,0</w:t>
+              <w:t xml:space="default">3.300</w:t>
             </w:r>
           </w:p>
         </w:tc>
@@ -3897,7 +3897,7 @@
                 <w:sz w:val="20"/>
                 <w:b w:val="true"/>
               </w:rPr>
-              <w:t xml:space="default">2.888,0</w:t>
+              <w:t xml:space="default">2.888</w:t>
             </w:r>
           </w:p>
         </w:tc>
@@ -3952,7 +3952,7 @@
                 <w:sz w:val="20"/>
                 <w:color w:val="000000"/>
               </w:rPr>
-              <w:t xml:space="default">2.507,0</w:t>
+              <w:t xml:space="default">2.507</w:t>
             </w:r>
           </w:p>
         </w:tc>
@@ -3978,7 +3978,7 @@
                 <w:sz w:val="20"/>
                 <w:color w:val="000000"/>
               </w:rPr>
-              <w:t xml:space="default">2.688,0</w:t>
+              <w:t xml:space="default">2.688</w:t>
             </w:r>
           </w:p>
         </w:tc>
@@ -4004,7 +4004,7 @@
                 <w:sz w:val="20"/>
                 <w:color w:val="000000"/>
               </w:rPr>
-              <w:t xml:space="default">2.823,2</w:t>
+              <w:t xml:space="default">2.823</w:t>
             </w:r>
           </w:p>
         </w:tc>
@@ -4030,7 +4030,7 @@
                 <w:sz w:val="20"/>
                 <w:color w:val="000000"/>
               </w:rPr>
-              <w:t xml:space="default">2.838,7</w:t>
+              <w:t xml:space="default">2.839</w:t>
             </w:r>
           </w:p>
         </w:tc>
@@ -4056,7 +4056,7 @@
                 <w:sz w:val="20"/>
                 <w:color w:val="000000"/>
               </w:rPr>
-              <w:t xml:space="default">2.980,7</w:t>
+              <w:t xml:space="default">2.981</w:t>
             </w:r>
           </w:p>
         </w:tc>
@@ -4082,7 +4082,7 @@
                 <w:sz w:val="20"/>
                 <w:color w:val="FFFFFF"/>
               </w:rPr>
-              <w:t xml:space="default">3.506,1</w:t>
+              <w:t xml:space="default">3.506</w:t>
             </w:r>
           </w:p>
         </w:tc>
@@ -4108,7 +4108,7 @@
                 <w:sz w:val="20"/>
                 <w:color w:val="FFFFFF"/>
               </w:rPr>
-              <w:t xml:space="default">3.975,3</w:t>
+              <w:t xml:space="default">3.975</w:t>
             </w:r>
           </w:p>
         </w:tc>
@@ -4134,7 +4134,7 @@
                 <w:sz w:val="20"/>
                 <w:color w:val="FFFFFF"/>
               </w:rPr>
-              <w:t xml:space="default">4.593,9</w:t>
+              <w:t xml:space="default">4.594</w:t>
             </w:r>
           </w:p>
         </w:tc>
@@ -4160,7 +4160,7 @@
                 <w:sz w:val="20"/>
                 <w:color w:val="FFFFFF"/>
               </w:rPr>
-              <w:t xml:space="default">4.683,7</w:t>
+              <w:t xml:space="default">4.684</w:t>
             </w:r>
           </w:p>
         </w:tc>
@@ -4186,79 +4186,79 @@
                 <w:sz w:val="20"/>
                 <w:color w:val="FFFFFF"/>
               </w:rPr>
-              <w:t xml:space="default">4.263,1</w:t>
-            </w:r>
-          </w:p>
-        </w:tc>
-        <w:tc>
-          <w:tcPr>
-            <w:tcBorders>
-              <w:top w:val="single" w:space="0" w:color="D3D3D3"/>
-              <w:bottom w:val="single" w:space="0" w:color="D3D3D3"/>
-              <w:start w:val="single" w:space="0" w:color="D3D3D3"/>
-              <w:end w:val="single" w:space="0" w:color="D3D3D3"/>
-            </w:tcBorders>
-          </w:tcPr>
-          <w:p>
-            <w:pPr>
-              <w:spacing w:before="0" w:after="60"/>
-              <w:keepNext/>
-              <w:jc w:val="end"/>
-            </w:pPr>
-            <w:r>
-              <w:rPr>
-                <w:rFonts w:ascii="Calibri" w:hAnsi="Calibri"/>
-                <w:sz w:val="20"/>
-              </w:rPr>
-              <w:t xml:space="default">1.084,7</w:t>
-            </w:r>
-          </w:p>
-        </w:tc>
-        <w:tc>
-          <w:tcPr>
-            <w:tcBorders>
-              <w:top w:val="single" w:space="0" w:color="D3D3D3"/>
-              <w:bottom w:val="single" w:space="0" w:color="D3D3D3"/>
-              <w:start w:val="single" w:space="0" w:color="D3D3D3"/>
-              <w:end w:val="single" w:space="0" w:color="D3D3D3"/>
-            </w:tcBorders>
-          </w:tcPr>
-          <w:p>
-            <w:pPr>
-              <w:spacing w:before="0" w:after="60"/>
-              <w:keepNext/>
-              <w:jc w:val="end"/>
-            </w:pPr>
-            <w:r>
-              <w:rPr>
-                <w:rFonts w:ascii="Calibri" w:hAnsi="Calibri"/>
-                <w:sz w:val="20"/>
-              </w:rPr>
-              <w:t xml:space="default">355,5</w:t>
-            </w:r>
-          </w:p>
-        </w:tc>
-        <w:tc>
-          <w:tcPr>
-            <w:tcBorders>
-              <w:top w:val="single" w:space="0" w:color="D3D3D3"/>
-              <w:bottom w:val="single" w:space="0" w:color="D3D3D3"/>
-              <w:start w:val="single" w:space="0" w:color="D3D3D3"/>
-              <w:end w:val="single" w:space="0" w:color="D3D3D3"/>
-            </w:tcBorders>
-          </w:tcPr>
-          <w:p>
-            <w:pPr>
-              <w:spacing w:before="0" w:after="60"/>
-              <w:keepNext/>
-              <w:jc w:val="end"/>
-            </w:pPr>
-            <w:r>
-              <w:rPr>
-                <w:rFonts w:ascii="Calibri" w:hAnsi="Calibri"/>
-                <w:sz w:val="20"/>
-              </w:rPr>
-              <w:t xml:space="default">1.613,4</w:t>
+              <w:t xml:space="default">4.263</w:t>
+            </w:r>
+          </w:p>
+        </w:tc>
+        <w:tc>
+          <w:tcPr>
+            <w:tcBorders>
+              <w:top w:val="single" w:space="0" w:color="D3D3D3"/>
+              <w:bottom w:val="single" w:space="0" w:color="D3D3D3"/>
+              <w:start w:val="single" w:space="0" w:color="D3D3D3"/>
+              <w:end w:val="single" w:space="0" w:color="D3D3D3"/>
+            </w:tcBorders>
+          </w:tcPr>
+          <w:p>
+            <w:pPr>
+              <w:spacing w:before="0" w:after="60"/>
+              <w:keepNext/>
+              <w:jc w:val="end"/>
+            </w:pPr>
+            <w:r>
+              <w:rPr>
+                <w:rFonts w:ascii="Calibri" w:hAnsi="Calibri"/>
+                <w:sz w:val="20"/>
+              </w:rPr>
+              <w:t xml:space="default">1.085</w:t>
+            </w:r>
+          </w:p>
+        </w:tc>
+        <w:tc>
+          <w:tcPr>
+            <w:tcBorders>
+              <w:top w:val="single" w:space="0" w:color="D3D3D3"/>
+              <w:bottom w:val="single" w:space="0" w:color="D3D3D3"/>
+              <w:start w:val="single" w:space="0" w:color="D3D3D3"/>
+              <w:end w:val="single" w:space="0" w:color="D3D3D3"/>
+            </w:tcBorders>
+          </w:tcPr>
+          <w:p>
+            <w:pPr>
+              <w:spacing w:before="0" w:after="60"/>
+              <w:keepNext/>
+              <w:jc w:val="end"/>
+            </w:pPr>
+            <w:r>
+              <w:rPr>
+                <w:rFonts w:ascii="Calibri" w:hAnsi="Calibri"/>
+                <w:sz w:val="20"/>
+              </w:rPr>
+              <w:t xml:space="default">356</w:t>
+            </w:r>
+          </w:p>
+        </w:tc>
+        <w:tc>
+          <w:tcPr>
+            <w:tcBorders>
+              <w:top w:val="single" w:space="0" w:color="D3D3D3"/>
+              <w:bottom w:val="single" w:space="0" w:color="D3D3D3"/>
+              <w:start w:val="single" w:space="0" w:color="D3D3D3"/>
+              <w:end w:val="single" w:space="0" w:color="D3D3D3"/>
+            </w:tcBorders>
+          </w:tcPr>
+          <w:p>
+            <w:pPr>
+              <w:spacing w:before="0" w:after="60"/>
+              <w:keepNext/>
+              <w:jc w:val="end"/>
+            </w:pPr>
+            <w:r>
+              <w:rPr>
+                <w:rFonts w:ascii="Calibri" w:hAnsi="Calibri"/>
+                <w:sz w:val="20"/>
+              </w:rPr>
+              <w:t xml:space="default">1.613</w:t>
             </w:r>
           </w:p>
         </w:tc>
@@ -4284,7 +4284,7 @@
                 <w:sz w:val="20"/>
                 <w:color w:val="000000"/>
               </w:rPr>
-              <w:t xml:space="default">2.400,0</w:t>
+              <w:t xml:space="default">2.400</w:t>
             </w:r>
           </w:p>
         </w:tc>
@@ -4310,7 +4310,7 @@
                 <w:sz w:val="20"/>
                 <w:color w:val="000000"/>
               </w:rPr>
-              <w:t xml:space="default">2.200,0</w:t>
+              <w:t xml:space="default">2.200</w:t>
             </w:r>
           </w:p>
         </w:tc>
@@ -4335,7 +4335,7 @@
                 <w:sz w:val="20"/>
                 <w:b w:val="true"/>
               </w:rPr>
-              <w:t xml:space="default">2.834,2</w:t>
+              <w:t xml:space="default">2.834</w:t>
             </w:r>
           </w:p>
         </w:tc>
@@ -4390,7 +4390,7 @@
                 <w:sz w:val="20"/>
                 <w:color w:val="000000"/>
               </w:rPr>
-              <w:t xml:space="default">2.099,8</w:t>
+              <w:t xml:space="default">2.100</w:t>
             </w:r>
           </w:p>
         </w:tc>
@@ -4416,7 +4416,7 @@
                 <w:sz w:val="20"/>
                 <w:color w:val="000000"/>
               </w:rPr>
-              <w:t xml:space="default">2.192,1</w:t>
+              <w:t xml:space="default">2.192</w:t>
             </w:r>
           </w:p>
         </w:tc>
@@ -4442,7 +4442,7 @@
                 <w:sz w:val="20"/>
                 <w:color w:val="000000"/>
               </w:rPr>
-              <w:t xml:space="default">2.343,2</w:t>
+              <w:t xml:space="default">2.343</w:t>
             </w:r>
           </w:p>
         </w:tc>
@@ -4468,7 +4468,7 @@
                 <w:sz w:val="20"/>
                 <w:color w:val="000000"/>
               </w:rPr>
-              <w:t xml:space="default">2.427,9</w:t>
+              <w:t xml:space="default">2.428</w:t>
             </w:r>
           </w:p>
         </w:tc>
@@ -4494,7 +4494,7 @@
                 <w:sz w:val="20"/>
                 <w:color w:val="000000"/>
               </w:rPr>
-              <w:t xml:space="default">2.526,8</w:t>
+              <w:t xml:space="default">2.527</w:t>
             </w:r>
           </w:p>
         </w:tc>
@@ -4520,7 +4520,7 @@
                 <w:sz w:val="20"/>
                 <w:color w:val="FFFFFF"/>
               </w:rPr>
-              <w:t xml:space="default">2.660,3</w:t>
+              <w:t xml:space="default">2.660</w:t>
             </w:r>
           </w:p>
         </w:tc>
@@ -4546,7 +4546,7 @@
                 <w:sz w:val="20"/>
                 <w:color w:val="FFFFFF"/>
               </w:rPr>
-              <w:t xml:space="default">2.925,1</w:t>
+              <w:t xml:space="default">2.925</w:t>
             </w:r>
           </w:p>
         </w:tc>
@@ -4572,7 +4572,7 @@
                 <w:sz w:val="20"/>
                 <w:color w:val="FFFFFF"/>
               </w:rPr>
-              <w:t xml:space="default">2.959,9</w:t>
+              <w:t xml:space="default">2.960</w:t>
             </w:r>
           </w:p>
         </w:tc>
@@ -4598,7 +4598,7 @@
                 <w:sz w:val="20"/>
                 <w:color w:val="FFFFFF"/>
               </w:rPr>
-              <w:t xml:space="default">3.016,7</w:t>
+              <w:t xml:space="default">3.017</w:t>
             </w:r>
           </w:p>
         </w:tc>
@@ -4624,79 +4624,79 @@
                 <w:sz w:val="20"/>
                 <w:color w:val="FFFFFF"/>
               </w:rPr>
-              <w:t xml:space="default">3.139,0</w:t>
-            </w:r>
-          </w:p>
-        </w:tc>
-        <w:tc>
-          <w:tcPr>
-            <w:tcBorders>
-              <w:top w:val="single" w:space="0" w:color="D3D3D3"/>
-              <w:bottom w:val="single" w:space="0" w:color="D3D3D3"/>
-              <w:start w:val="single" w:space="0" w:color="D3D3D3"/>
-              <w:end w:val="single" w:space="0" w:color="D3D3D3"/>
-            </w:tcBorders>
-          </w:tcPr>
-          <w:p>
-            <w:pPr>
-              <w:spacing w:before="0" w:after="60"/>
-              <w:keepNext/>
-              <w:jc w:val="end"/>
-            </w:pPr>
-            <w:r>
-              <w:rPr>
-                <w:rFonts w:ascii="Calibri" w:hAnsi="Calibri"/>
-                <w:sz w:val="20"/>
-              </w:rPr>
-              <w:t xml:space="default">1.011,9</w:t>
-            </w:r>
-          </w:p>
-        </w:tc>
-        <w:tc>
-          <w:tcPr>
-            <w:tcBorders>
-              <w:top w:val="single" w:space="0" w:color="D3D3D3"/>
-              <w:bottom w:val="single" w:space="0" w:color="D3D3D3"/>
-              <w:start w:val="single" w:space="0" w:color="D3D3D3"/>
-              <w:end w:val="single" w:space="0" w:color="D3D3D3"/>
-            </w:tcBorders>
-          </w:tcPr>
-          <w:p>
-            <w:pPr>
-              <w:spacing w:before="0" w:after="60"/>
-              <w:keepNext/>
-              <w:jc w:val="end"/>
-            </w:pPr>
-            <w:r>
-              <w:rPr>
-                <w:rFonts w:ascii="Calibri" w:hAnsi="Calibri"/>
-                <w:sz w:val="20"/>
-              </w:rPr>
-              <w:t xml:space="default">1.347,1</w:t>
-            </w:r>
-          </w:p>
-        </w:tc>
-        <w:tc>
-          <w:tcPr>
-            <w:tcBorders>
-              <w:top w:val="single" w:space="0" w:color="D3D3D3"/>
-              <w:bottom w:val="single" w:space="0" w:color="D3D3D3"/>
-              <w:start w:val="single" w:space="0" w:color="D3D3D3"/>
-              <w:end w:val="single" w:space="0" w:color="D3D3D3"/>
-            </w:tcBorders>
-          </w:tcPr>
-          <w:p>
-            <w:pPr>
-              <w:spacing w:before="0" w:after="60"/>
-              <w:keepNext/>
-              <w:jc w:val="end"/>
-            </w:pPr>
-            <w:r>
-              <w:rPr>
-                <w:rFonts w:ascii="Calibri" w:hAnsi="Calibri"/>
-                <w:sz w:val="20"/>
-              </w:rPr>
-              <w:t xml:space="default">2.349,5</w:t>
+              <w:t xml:space="default">3.139</w:t>
+            </w:r>
+          </w:p>
+        </w:tc>
+        <w:tc>
+          <w:tcPr>
+            <w:tcBorders>
+              <w:top w:val="single" w:space="0" w:color="D3D3D3"/>
+              <w:bottom w:val="single" w:space="0" w:color="D3D3D3"/>
+              <w:start w:val="single" w:space="0" w:color="D3D3D3"/>
+              <w:end w:val="single" w:space="0" w:color="D3D3D3"/>
+            </w:tcBorders>
+          </w:tcPr>
+          <w:p>
+            <w:pPr>
+              <w:spacing w:before="0" w:after="60"/>
+              <w:keepNext/>
+              <w:jc w:val="end"/>
+            </w:pPr>
+            <w:r>
+              <w:rPr>
+                <w:rFonts w:ascii="Calibri" w:hAnsi="Calibri"/>
+                <w:sz w:val="20"/>
+              </w:rPr>
+              <w:t xml:space="default">1.012</w:t>
+            </w:r>
+          </w:p>
+        </w:tc>
+        <w:tc>
+          <w:tcPr>
+            <w:tcBorders>
+              <w:top w:val="single" w:space="0" w:color="D3D3D3"/>
+              <w:bottom w:val="single" w:space="0" w:color="D3D3D3"/>
+              <w:start w:val="single" w:space="0" w:color="D3D3D3"/>
+              <w:end w:val="single" w:space="0" w:color="D3D3D3"/>
+            </w:tcBorders>
+          </w:tcPr>
+          <w:p>
+            <w:pPr>
+              <w:spacing w:before="0" w:after="60"/>
+              <w:keepNext/>
+              <w:jc w:val="end"/>
+            </w:pPr>
+            <w:r>
+              <w:rPr>
+                <w:rFonts w:ascii="Calibri" w:hAnsi="Calibri"/>
+                <w:sz w:val="20"/>
+              </w:rPr>
+              <w:t xml:space="default">1.347</w:t>
+            </w:r>
+          </w:p>
+        </w:tc>
+        <w:tc>
+          <w:tcPr>
+            <w:tcBorders>
+              <w:top w:val="single" w:space="0" w:color="D3D3D3"/>
+              <w:bottom w:val="single" w:space="0" w:color="D3D3D3"/>
+              <w:start w:val="single" w:space="0" w:color="D3D3D3"/>
+              <w:end w:val="single" w:space="0" w:color="D3D3D3"/>
+            </w:tcBorders>
+          </w:tcPr>
+          <w:p>
+            <w:pPr>
+              <w:spacing w:before="0" w:after="60"/>
+              <w:keepNext/>
+              <w:jc w:val="end"/>
+            </w:pPr>
+            <w:r>
+              <w:rPr>
+                <w:rFonts w:ascii="Calibri" w:hAnsi="Calibri"/>
+                <w:sz w:val="20"/>
+              </w:rPr>
+              <w:t xml:space="default">2.350</w:t>
             </w:r>
           </w:p>
         </w:tc>
@@ -4722,7 +4722,7 @@
                 <w:sz w:val="20"/>
                 <w:color w:val="FFFFFF"/>
               </w:rPr>
-              <w:t xml:space="default">2.751,1</w:t>
+              <w:t xml:space="default">2.751</w:t>
             </w:r>
           </w:p>
         </w:tc>
@@ -4748,7 +4748,7 @@
                 <w:sz w:val="20"/>
                 <w:color w:val="FFFFFF"/>
               </w:rPr>
-              <w:t xml:space="default">2.900,0</w:t>
+              <w:t xml:space="default">2.900</w:t>
             </w:r>
           </w:p>
         </w:tc>
@@ -4773,7 +4773,7 @@
                 <w:sz w:val="20"/>
                 <w:b w:val="true"/>
               </w:rPr>
-              <w:t xml:space="default">2.443,4</w:t>
+              <w:t xml:space="default">2.443</w:t>
             </w:r>
           </w:p>
         </w:tc>
@@ -4828,7 +4828,7 @@
                 <w:sz w:val="20"/>
                 <w:color w:val="000000"/>
               </w:rPr>
-              <w:t xml:space="default">1.921,7</w:t>
+              <w:t xml:space="default">1.922</w:t>
             </w:r>
           </w:p>
         </w:tc>
@@ -4854,7 +4854,7 @@
                 <w:sz w:val="20"/>
                 <w:color w:val="000000"/>
               </w:rPr>
-              <w:t xml:space="default">1.951,8</w:t>
+              <w:t xml:space="default">1.952</w:t>
             </w:r>
           </w:p>
         </w:tc>
@@ -4880,7 +4880,7 @@
                 <w:sz w:val="20"/>
                 <w:color w:val="000000"/>
               </w:rPr>
-              <w:t xml:space="default">1.986,1</w:t>
+              <w:t xml:space="default">1.986</w:t>
             </w:r>
           </w:p>
         </w:tc>
@@ -4906,7 +4906,7 @@
                 <w:sz w:val="20"/>
                 <w:color w:val="000000"/>
               </w:rPr>
-              <w:t xml:space="default">2.008,4</w:t>
+              <w:t xml:space="default">2.008</w:t>
             </w:r>
           </w:p>
         </w:tc>
@@ -4932,7 +4932,7 @@
                 <w:sz w:val="20"/>
                 <w:color w:val="000000"/>
               </w:rPr>
-              <w:t xml:space="default">2.080,2</w:t>
+              <w:t xml:space="default">2.080</w:t>
             </w:r>
           </w:p>
         </w:tc>
@@ -4958,7 +4958,7 @@
                 <w:sz w:val="20"/>
                 <w:color w:val="000000"/>
               </w:rPr>
-              <w:t xml:space="default">2.123,0</w:t>
+              <w:t xml:space="default">2.123</w:t>
             </w:r>
           </w:p>
         </w:tc>
@@ -4984,7 +4984,7 @@
                 <w:sz w:val="20"/>
                 <w:color w:val="000000"/>
               </w:rPr>
-              <w:t xml:space="default">2.181,7</w:t>
+              <w:t xml:space="default">2.182</w:t>
             </w:r>
           </w:p>
         </w:tc>
@@ -5010,7 +5010,7 @@
                 <w:sz w:val="20"/>
                 <w:color w:val="000000"/>
               </w:rPr>
-              <w:t xml:space="default">2.352,9</w:t>
+              <w:t xml:space="default">2.353</w:t>
             </w:r>
           </w:p>
         </w:tc>
@@ -5036,7 +5036,7 @@
                 <w:sz w:val="20"/>
                 <w:color w:val="FFFFFF"/>
               </w:rPr>
-              <w:t xml:space="default">2.472,7</w:t>
+              <w:t xml:space="default">2.473</w:t>
             </w:r>
           </w:p>
         </w:tc>
@@ -5062,79 +5062,79 @@
                 <w:sz w:val="20"/>
                 <w:color w:val="FFFFFF"/>
               </w:rPr>
-              <w:t xml:space="default">2.680,9</w:t>
-            </w:r>
-          </w:p>
-        </w:tc>
-        <w:tc>
-          <w:tcPr>
-            <w:tcBorders>
-              <w:top w:val="single" w:space="0" w:color="D3D3D3"/>
-              <w:bottom w:val="single" w:space="0" w:color="D3D3D3"/>
-              <w:start w:val="single" w:space="0" w:color="D3D3D3"/>
-              <w:end w:val="single" w:space="0" w:color="D3D3D3"/>
-            </w:tcBorders>
-          </w:tcPr>
-          <w:p>
-            <w:pPr>
-              <w:spacing w:before="0" w:after="60"/>
-              <w:keepNext/>
-              <w:jc w:val="end"/>
-            </w:pPr>
-            <w:r>
-              <w:rPr>
-                <w:rFonts w:ascii="Calibri" w:hAnsi="Calibri"/>
-                <w:sz w:val="20"/>
-              </w:rPr>
-              <w:t xml:space="default">880,4</w:t>
-            </w:r>
-          </w:p>
-        </w:tc>
-        <w:tc>
-          <w:tcPr>
-            <w:tcBorders>
-              <w:top w:val="single" w:space="0" w:color="D3D3D3"/>
-              <w:bottom w:val="single" w:space="0" w:color="D3D3D3"/>
-              <w:start w:val="single" w:space="0" w:color="D3D3D3"/>
-              <w:end w:val="single" w:space="0" w:color="D3D3D3"/>
-            </w:tcBorders>
-          </w:tcPr>
-          <w:p>
-            <w:pPr>
-              <w:spacing w:before="0" w:after="60"/>
-              <w:keepNext/>
-              <w:jc w:val="end"/>
-            </w:pPr>
-            <w:r>
-              <w:rPr>
-                <w:rFonts w:ascii="Calibri" w:hAnsi="Calibri"/>
-                <w:sz w:val="20"/>
-              </w:rPr>
-              <w:t xml:space="default">1.464,4</w:t>
-            </w:r>
-          </w:p>
-        </w:tc>
-        <w:tc>
-          <w:tcPr>
-            <w:tcBorders>
-              <w:top w:val="single" w:space="0" w:color="D3D3D3"/>
-              <w:bottom w:val="single" w:space="0" w:color="D3D3D3"/>
-              <w:start w:val="single" w:space="0" w:color="D3D3D3"/>
-              <w:end w:val="single" w:space="0" w:color="D3D3D3"/>
-            </w:tcBorders>
-          </w:tcPr>
-          <w:p>
-            <w:pPr>
-              <w:spacing w:before="0" w:after="60"/>
-              <w:keepNext/>
-              <w:jc w:val="end"/>
-            </w:pPr>
-            <w:r>
-              <w:rPr>
-                <w:rFonts w:ascii="Calibri" w:hAnsi="Calibri"/>
-                <w:sz w:val="20"/>
-              </w:rPr>
-              <w:t xml:space="default">2.478,4</w:t>
+              <w:t xml:space="default">2.681</w:t>
+            </w:r>
+          </w:p>
+        </w:tc>
+        <w:tc>
+          <w:tcPr>
+            <w:tcBorders>
+              <w:top w:val="single" w:space="0" w:color="D3D3D3"/>
+              <w:bottom w:val="single" w:space="0" w:color="D3D3D3"/>
+              <w:start w:val="single" w:space="0" w:color="D3D3D3"/>
+              <w:end w:val="single" w:space="0" w:color="D3D3D3"/>
+            </w:tcBorders>
+          </w:tcPr>
+          <w:p>
+            <w:pPr>
+              <w:spacing w:before="0" w:after="60"/>
+              <w:keepNext/>
+              <w:jc w:val="end"/>
+            </w:pPr>
+            <w:r>
+              <w:rPr>
+                <w:rFonts w:ascii="Calibri" w:hAnsi="Calibri"/>
+                <w:sz w:val="20"/>
+              </w:rPr>
+              <w:t xml:space="default">880</w:t>
+            </w:r>
+          </w:p>
+        </w:tc>
+        <w:tc>
+          <w:tcPr>
+            <w:tcBorders>
+              <w:top w:val="single" w:space="0" w:color="D3D3D3"/>
+              <w:bottom w:val="single" w:space="0" w:color="D3D3D3"/>
+              <w:start w:val="single" w:space="0" w:color="D3D3D3"/>
+              <w:end w:val="single" w:space="0" w:color="D3D3D3"/>
+            </w:tcBorders>
+          </w:tcPr>
+          <w:p>
+            <w:pPr>
+              <w:spacing w:before="0" w:after="60"/>
+              <w:keepNext/>
+              <w:jc w:val="end"/>
+            </w:pPr>
+            <w:r>
+              <w:rPr>
+                <w:rFonts w:ascii="Calibri" w:hAnsi="Calibri"/>
+                <w:sz w:val="20"/>
+              </w:rPr>
+              <w:t xml:space="default">1.464</w:t>
+            </w:r>
+          </w:p>
+        </w:tc>
+        <w:tc>
+          <w:tcPr>
+            <w:tcBorders>
+              <w:top w:val="single" w:space="0" w:color="D3D3D3"/>
+              <w:bottom w:val="single" w:space="0" w:color="D3D3D3"/>
+              <w:start w:val="single" w:space="0" w:color="D3D3D3"/>
+              <w:end w:val="single" w:space="0" w:color="D3D3D3"/>
+            </w:tcBorders>
+          </w:tcPr>
+          <w:p>
+            <w:pPr>
+              <w:spacing w:before="0" w:after="60"/>
+              <w:keepNext/>
+              <w:jc w:val="end"/>
+            </w:pPr>
+            <w:r>
+              <w:rPr>
+                <w:rFonts w:ascii="Calibri" w:hAnsi="Calibri"/>
+                <w:sz w:val="20"/>
+              </w:rPr>
+              <w:t xml:space="default">2.478</w:t>
             </w:r>
           </w:p>
         </w:tc>
@@ -5160,7 +5160,7 @@
                 <w:sz w:val="20"/>
                 <w:color w:val="FFFFFF"/>
               </w:rPr>
-              <w:t xml:space="default">2.875,5</w:t>
+              <w:t xml:space="default">2.876</w:t>
             </w:r>
           </w:p>
         </w:tc>
@@ -5186,7 +5186,7 @@
                 <w:sz w:val="20"/>
                 <w:color w:val="FFFFFF"/>
               </w:rPr>
-              <w:t xml:space="default">2.900,0</w:t>
+              <w:t xml:space="default">2.900</w:t>
             </w:r>
           </w:p>
         </w:tc>
@@ -5211,7 +5211,7 @@
                 <w:sz w:val="20"/>
                 <w:b w:val="true"/>
               </w:rPr>
-              <w:t xml:space="default">2.157,2</w:t>
+              <w:t xml:space="default">2.157</w:t>
             </w:r>
           </w:p>
         </w:tc>

--- a/output/tbl-chegadas-concorrentes.docx
+++ b/output/tbl-chegadas-concorrentes.docx
@@ -5343,10 +5343,10 @@
   <w:docDefaults>
     <w:rPrDefault>
       <w:rPr>
-        <w:rFonts w:asciiTheme="minorHAnsi" w:cstheme="minorBidi" w:eastAsiaTheme="minorHAnsi" w:hAnsiTheme="minorHAnsi"/>
+        <w:rFonts w:asciiTheme="minorHAnsi" w:cstheme="minorBidi" w:eastAsiaTheme="minorEastAsia" w:hAnsiTheme="minorHAnsi"/>
         <w:sz w:val="24"/>
         <w:szCs w:val="24"/>
-        <w:lang w:bidi="ar-SA" w:eastAsia="en-US" w:val="en-US"/>
+        <w:lang w:bidi="ar-SA" w:eastAsia="zh-CN" w:val="en-US"/>
       </w:rPr>
     </w:rPrDefault>
     <w:pPrDefault>
@@ -5887,13 +5887,6 @@
       </w:tblCellMar>
     </w:tblPr>
     <w:tblStylePr w:type="firstRow">
-      <w:tblPr>
-        <w:jc w:val="left"/>
-        <w:tblInd w:type="dxa" w:w="0"/>
-      </w:tblPr>
-      <w:trPr>
-        <w:jc w:val="left"/>
-      </w:trPr>
       <w:tcPr>
         <w:tcBorders>
           <w:bottom w:val="single"/>
